--- a/docs/标准题库格式示例.docx
+++ b/docs/标准题库格式示例.docx
@@ -8,7 +8,7 @@
       </w:pPr>
       <w:r>
         <w:rPr>
-          <w:rFonts w:ascii="DengXian" w:hAnsi="DengXian" w:eastAsia="??"/>
+          <w:rFonts w:ascii="Microsoft YaHei" w:hAnsi="Microsoft YaHei" w:eastAsia="Microsoft YaHei"/>
           <w:b/>
           <w:sz w:val="36"/>
         </w:rPr>
@@ -18,8 +18,7 @@
     <w:p>
       <w:r>
         <w:rPr>
-          <w:rFonts w:ascii="DengXian" w:hAnsi="DengXian" w:eastAsia="??"/>
-          <w:b w:val="0"/>
+          <w:rFonts w:ascii="Microsoft YaHei" w:hAnsi="Microsoft YaHei" w:eastAsia="Microsoft YaHei"/>
           <w:sz w:val="21"/>
         </w:rPr>
         <w:t>适用范围：Shiroha Quiz Web 版、原生 Android Compose 版。</w:t>
@@ -31,9 +30,7 @@
       </w:pPr>
       <w:r>
         <w:rPr>
-          <w:rFonts w:ascii="DengXian" w:hAnsi="DengXian" w:eastAsia="??"/>
-          <w:b w:val="0"/>
-          <w:i/>
+          <w:rFonts w:ascii="Microsoft YaHei" w:hAnsi="Microsoft YaHei" w:eastAsia="Microsoft YaHei"/>
           <w:sz w:val="20"/>
         </w:rPr>
         <w:t>这份文档是格式模板——给用户参考，按此格式整理题库导入最顺利。</w:t>
@@ -45,9 +42,7 @@
       </w:pPr>
       <w:r>
         <w:rPr>
-          <w:rFonts w:ascii="DengXian" w:hAnsi="DengXian" w:eastAsia="??"/>
-          <w:b w:val="0"/>
-          <w:i/>
+          <w:rFonts w:ascii="Microsoft YaHei" w:hAnsi="Microsoft YaHei" w:eastAsia="Microsoft YaHei"/>
           <w:sz w:val="20"/>
         </w:rPr>
         <w:t>更新目的：明确推荐标准格式，同时说明系统支持的格式不只推荐格式；用户可以按题库来源选择更合适的整理方式。</w:t>
@@ -59,7 +54,7 @@
       </w:pPr>
       <w:r>
         <w:rPr>
-          <w:rFonts w:ascii="DengXian" w:hAnsi="DengXian" w:eastAsia="??"/>
+          <w:rFonts w:ascii="Microsoft YaHei" w:hAnsi="Microsoft YaHei" w:eastAsia="Microsoft YaHei"/>
           <w:b/>
           <w:sz w:val="28"/>
         </w:rPr>
@@ -69,8 +64,7 @@
     <w:p>
       <w:r>
         <w:rPr>
-          <w:rFonts w:ascii="DengXian" w:hAnsi="DengXian" w:eastAsia="??"/>
-          <w:b w:val="0"/>
+          <w:rFonts w:ascii="Microsoft YaHei" w:hAnsi="Microsoft YaHei" w:eastAsia="Microsoft YaHei"/>
           <w:sz w:val="21"/>
         </w:rPr>
         <w:t>本文档列出的一级、二级、三级格式，是为了让题库导入更稳定，并不是系统唯一支持的格式。</w:t>
@@ -79,8 +73,7 @@
     <w:p>
       <w:r>
         <w:rPr>
-          <w:rFonts w:ascii="DengXian" w:hAnsi="DengXian" w:eastAsia="??"/>
-          <w:b w:val="0"/>
+          <w:rFonts w:ascii="Microsoft YaHei" w:hAnsi="Microsoft YaHei" w:eastAsia="Microsoft YaHei"/>
           <w:sz w:val="21"/>
         </w:rPr>
         <w:t>Shiroha Quiz 目前还兼容普通编号、分卷分区、紧凑选项、内嵌答案、答案解析区分离、共用题干 / 材料题、多空填空、表格题库、JSON 题库、跨端备份 JSON/ZIP、图片题等格式。越接近推荐格式，题型、题号、选项和答案越清晰，解析稳定性越高；越接近原始试卷、PDF 抽取文本或网页复制文本，就越可能需要兜底解析或人工清洗。</w:t>
@@ -89,11 +82,10 @@
     <w:p>
       <w:r>
         <w:rPr>
-          <w:rFonts w:ascii="DengXian" w:hAnsi="DengXian" w:eastAsia="??"/>
-          <w:b w:val="0"/>
+          <w:rFonts w:ascii="Microsoft YaHei" w:hAnsi="Microsoft YaHei" w:eastAsia="Microsoft YaHei"/>
           <w:sz w:val="21"/>
         </w:rPr>
-        <w:t>当前导入规则的核心口径是：标准格式优先走标准解析，复杂格式只作为兜底候选。也就是说，结构清楚的题库不应被复杂策略干扰；只有遇到答案解析区、材料题、分卷重复题号、题目和答案分离、排版粘连等情况时，系统才会尝试更多候选策略并选择质量更高的结果。</w:t>
+        <w:t>当前导入规则的核心口径是：**标准格式优先走标准解析，复杂格式只作为兜底候选**。也就是说，结构清楚的题库不应被复杂策略干扰；只有遇到答案解析区、材料题、分卷重复题号、题目和答案分离、排版粘连等情况时，系统才会尝试更多候选策略并选择质量更高的结果。</w:t>
       </w:r>
     </w:p>
     <w:p>
@@ -102,7 +94,7 @@
       </w:pPr>
       <w:r>
         <w:rPr>
-          <w:rFonts w:ascii="DengXian" w:hAnsi="DengXian" w:eastAsia="??"/>
+          <w:rFonts w:ascii="Microsoft YaHei" w:hAnsi="Microsoft YaHei" w:eastAsia="Microsoft YaHei"/>
           <w:b/>
           <w:sz w:val="28"/>
         </w:rPr>
@@ -112,8 +104,7 @@
     <w:p>
       <w:r>
         <w:rPr>
-          <w:rFonts w:ascii="DengXian" w:hAnsi="DengXian" w:eastAsia="??"/>
-          <w:b w:val="0"/>
+          <w:rFonts w:ascii="Microsoft YaHei" w:hAnsi="Microsoft YaHei" w:eastAsia="Microsoft YaHei"/>
           <w:sz w:val="21"/>
         </w:rPr>
         <w:t>不同文件建议走不同入口，尤其是 Shiroha Quiz 导出的备份文件不要放进普通题库解析区。</w:t>
@@ -123,7 +114,6 @@
       <w:tblPr>
         <w:tblStyle w:val="TableGrid"/>
         <w:tblW w:type="auto" w:w="0"/>
-        <w:jc w:val="center"/>
         <w:tblLook w:firstColumn="1" w:firstRow="1" w:lastColumn="0" w:lastRow="0" w:noHBand="0" w:noVBand="1" w:val="04A0"/>
       </w:tblPr>
       <w:tblGrid>
@@ -135,12 +125,11 @@
         <w:tc>
           <w:tcPr>
             <w:tcW w:type="dxa" w:w="3389"/>
-            <w:vAlign w:val="center"/>
           </w:tcPr>
           <w:p>
             <w:r>
               <w:rPr>
-                <w:rFonts w:ascii="DengXian" w:hAnsi="DengXian" w:eastAsia="??"/>
+                <w:rFonts w:ascii="Microsoft YaHei" w:hAnsi="Microsoft YaHei" w:eastAsia="Microsoft YaHei"/>
                 <w:b/>
                 <w:sz w:val="19"/>
               </w:rPr>
@@ -151,12 +140,11 @@
         <w:tc>
           <w:tcPr>
             <w:tcW w:type="dxa" w:w="3389"/>
-            <w:vAlign w:val="center"/>
           </w:tcPr>
           <w:p>
             <w:r>
               <w:rPr>
-                <w:rFonts w:ascii="DengXian" w:hAnsi="DengXian" w:eastAsia="??"/>
+                <w:rFonts w:ascii="Microsoft YaHei" w:hAnsi="Microsoft YaHei" w:eastAsia="Microsoft YaHei"/>
                 <w:b/>
                 <w:sz w:val="19"/>
               </w:rPr>
@@ -167,12 +155,11 @@
         <w:tc>
           <w:tcPr>
             <w:tcW w:type="dxa" w:w="3389"/>
-            <w:vAlign w:val="center"/>
           </w:tcPr>
           <w:p>
             <w:r>
               <w:rPr>
-                <w:rFonts w:ascii="DengXian" w:hAnsi="DengXian" w:eastAsia="??"/>
+                <w:rFonts w:ascii="Microsoft YaHei" w:hAnsi="Microsoft YaHei" w:eastAsia="Microsoft YaHei"/>
                 <w:b/>
                 <w:sz w:val="19"/>
               </w:rPr>
@@ -185,28 +172,26 @@
         <w:tc>
           <w:tcPr>
             <w:tcW w:type="dxa" w:w="3389"/>
-            <w:vAlign w:val="center"/>
           </w:tcPr>
           <w:p>
             <w:r>
               <w:rPr>
-                <w:rFonts w:ascii="DengXian" w:hAnsi="DengXian" w:eastAsia="??"/>
+                <w:rFonts w:ascii="Microsoft YaHei" w:hAnsi="Microsoft YaHei" w:eastAsia="Microsoft YaHei"/>
                 <w:b w:val="0"/>
                 <w:sz w:val="19"/>
               </w:rPr>
-              <w:t>纯文本 / 复制粘贴 / .txt</w:t>
+              <w:t>纯文本 / 复制粘贴 / `.txt`</w:t>
             </w:r>
           </w:p>
         </w:tc>
         <w:tc>
           <w:tcPr>
             <w:tcW w:type="dxa" w:w="3389"/>
-            <w:vAlign w:val="center"/>
           </w:tcPr>
           <w:p>
             <w:r>
               <w:rPr>
-                <w:rFonts w:ascii="DengXian" w:hAnsi="DengXian" w:eastAsia="??"/>
+                <w:rFonts w:ascii="Microsoft YaHei" w:hAnsi="Microsoft YaHei" w:eastAsia="Microsoft YaHei"/>
                 <w:b w:val="0"/>
                 <w:sz w:val="19"/>
               </w:rPr>
@@ -217,12 +202,11 @@
         <w:tc>
           <w:tcPr>
             <w:tcW w:type="dxa" w:w="3389"/>
-            <w:vAlign w:val="center"/>
           </w:tcPr>
           <w:p>
             <w:r>
               <w:rPr>
-                <w:rFonts w:ascii="DengXian" w:hAnsi="DengXian" w:eastAsia="??"/>
+                <w:rFonts w:ascii="Microsoft YaHei" w:hAnsi="Microsoft YaHei" w:eastAsia="Microsoft YaHei"/>
                 <w:b w:val="0"/>
                 <w:sz w:val="19"/>
               </w:rPr>
@@ -235,28 +219,26 @@
         <w:tc>
           <w:tcPr>
             <w:tcW w:type="dxa" w:w="3389"/>
-            <w:vAlign w:val="center"/>
           </w:tcPr>
           <w:p>
             <w:r>
               <w:rPr>
-                <w:rFonts w:ascii="DengXian" w:hAnsi="DengXian" w:eastAsia="??"/>
+                <w:rFonts w:ascii="Microsoft YaHei" w:hAnsi="Microsoft YaHei" w:eastAsia="Microsoft YaHei"/>
                 <w:b w:val="0"/>
                 <w:sz w:val="19"/>
               </w:rPr>
-              <w:t>Word .docx</w:t>
+              <w:t>Word `.docx`</w:t>
             </w:r>
           </w:p>
         </w:tc>
         <w:tc>
           <w:tcPr>
             <w:tcW w:type="dxa" w:w="3389"/>
-            <w:vAlign w:val="center"/>
           </w:tcPr>
           <w:p>
             <w:r>
               <w:rPr>
-                <w:rFonts w:ascii="DengXian" w:hAnsi="DengXian" w:eastAsia="??"/>
+                <w:rFonts w:ascii="Microsoft YaHei" w:hAnsi="Microsoft YaHei" w:eastAsia="Microsoft YaHei"/>
                 <w:b w:val="0"/>
                 <w:sz w:val="19"/>
               </w:rPr>
@@ -267,12 +249,11 @@
         <w:tc>
           <w:tcPr>
             <w:tcW w:type="dxa" w:w="3389"/>
-            <w:vAlign w:val="center"/>
           </w:tcPr>
           <w:p>
             <w:r>
               <w:rPr>
-                <w:rFonts w:ascii="DengXian" w:hAnsi="DengXian" w:eastAsia="??"/>
+                <w:rFonts w:ascii="Microsoft YaHei" w:hAnsi="Microsoft YaHei" w:eastAsia="Microsoft YaHei"/>
                 <w:b w:val="0"/>
                 <w:sz w:val="19"/>
               </w:rPr>
@@ -285,28 +266,26 @@
         <w:tc>
           <w:tcPr>
             <w:tcW w:type="dxa" w:w="3389"/>
-            <w:vAlign w:val="center"/>
           </w:tcPr>
           <w:p>
             <w:r>
               <w:rPr>
-                <w:rFonts w:ascii="DengXian" w:hAnsi="DengXian" w:eastAsia="??"/>
+                <w:rFonts w:ascii="Microsoft YaHei" w:hAnsi="Microsoft YaHei" w:eastAsia="Microsoft YaHei"/>
                 <w:b w:val="0"/>
                 <w:sz w:val="19"/>
               </w:rPr>
-              <w:t>Excel .xlsx / .xls</w:t>
+              <w:t>Excel `.xlsx` / `.xls`</w:t>
             </w:r>
           </w:p>
         </w:tc>
         <w:tc>
           <w:tcPr>
             <w:tcW w:type="dxa" w:w="3389"/>
-            <w:vAlign w:val="center"/>
           </w:tcPr>
           <w:p>
             <w:r>
               <w:rPr>
-                <w:rFonts w:ascii="DengXian" w:hAnsi="DengXian" w:eastAsia="??"/>
+                <w:rFonts w:ascii="Microsoft YaHei" w:hAnsi="Microsoft YaHei" w:eastAsia="Microsoft YaHei"/>
                 <w:b w:val="0"/>
                 <w:sz w:val="19"/>
               </w:rPr>
@@ -317,12 +296,11 @@
         <w:tc>
           <w:tcPr>
             <w:tcW w:type="dxa" w:w="3389"/>
-            <w:vAlign w:val="center"/>
           </w:tcPr>
           <w:p>
             <w:r>
               <w:rPr>
-                <w:rFonts w:ascii="DengXian" w:hAnsi="DengXian" w:eastAsia="??"/>
+                <w:rFonts w:ascii="Microsoft YaHei" w:hAnsi="Microsoft YaHei" w:eastAsia="Microsoft YaHei"/>
                 <w:b w:val="0"/>
                 <w:sz w:val="19"/>
               </w:rPr>
@@ -335,12 +313,11 @@
         <w:tc>
           <w:tcPr>
             <w:tcW w:type="dxa" w:w="3389"/>
-            <w:vAlign w:val="center"/>
           </w:tcPr>
           <w:p>
             <w:r>
               <w:rPr>
-                <w:rFonts w:ascii="DengXian" w:hAnsi="DengXian" w:eastAsia="??"/>
+                <w:rFonts w:ascii="Microsoft YaHei" w:hAnsi="Microsoft YaHei" w:eastAsia="Microsoft YaHei"/>
                 <w:b w:val="0"/>
                 <w:sz w:val="19"/>
               </w:rPr>
@@ -351,12 +328,11 @@
         <w:tc>
           <w:tcPr>
             <w:tcW w:type="dxa" w:w="3389"/>
-            <w:vAlign w:val="center"/>
           </w:tcPr>
           <w:p>
             <w:r>
               <w:rPr>
-                <w:rFonts w:ascii="DengXian" w:hAnsi="DengXian" w:eastAsia="??"/>
+                <w:rFonts w:ascii="Microsoft YaHei" w:hAnsi="Microsoft YaHei" w:eastAsia="Microsoft YaHei"/>
                 <w:b w:val="0"/>
                 <w:sz w:val="19"/>
               </w:rPr>
@@ -367,12 +343,11 @@
         <w:tc>
           <w:tcPr>
             <w:tcW w:type="dxa" w:w="3389"/>
-            <w:vAlign w:val="center"/>
           </w:tcPr>
           <w:p>
             <w:r>
               <w:rPr>
-                <w:rFonts w:ascii="DengXian" w:hAnsi="DengXian" w:eastAsia="??"/>
+                <w:rFonts w:ascii="Microsoft YaHei" w:hAnsi="Microsoft YaHei" w:eastAsia="Microsoft YaHei"/>
                 <w:b w:val="0"/>
                 <w:sz w:val="19"/>
               </w:rPr>
@@ -385,12 +360,11 @@
         <w:tc>
           <w:tcPr>
             <w:tcW w:type="dxa" w:w="3389"/>
-            <w:vAlign w:val="center"/>
           </w:tcPr>
           <w:p>
             <w:r>
               <w:rPr>
-                <w:rFonts w:ascii="DengXian" w:hAnsi="DengXian" w:eastAsia="??"/>
+                <w:rFonts w:ascii="Microsoft YaHei" w:hAnsi="Microsoft YaHei" w:eastAsia="Microsoft YaHei"/>
                 <w:b w:val="0"/>
                 <w:sz w:val="19"/>
               </w:rPr>
@@ -401,12 +375,11 @@
         <w:tc>
           <w:tcPr>
             <w:tcW w:type="dxa" w:w="3389"/>
-            <w:vAlign w:val="center"/>
           </w:tcPr>
           <w:p>
             <w:r>
               <w:rPr>
-                <w:rFonts w:ascii="DengXian" w:hAnsi="DengXian" w:eastAsia="??"/>
+                <w:rFonts w:ascii="Microsoft YaHei" w:hAnsi="Microsoft YaHei" w:eastAsia="Microsoft YaHei"/>
                 <w:b w:val="0"/>
                 <w:sz w:val="19"/>
               </w:rPr>
@@ -417,12 +390,11 @@
         <w:tc>
           <w:tcPr>
             <w:tcW w:type="dxa" w:w="3389"/>
-            <w:vAlign w:val="center"/>
           </w:tcPr>
           <w:p>
             <w:r>
               <w:rPr>
-                <w:rFonts w:ascii="DengXian" w:hAnsi="DengXian" w:eastAsia="??"/>
+                <w:rFonts w:ascii="Microsoft YaHei" w:hAnsi="Microsoft YaHei" w:eastAsia="Microsoft YaHei"/>
                 <w:b w:val="0"/>
                 <w:sz w:val="19"/>
               </w:rPr>
@@ -435,12 +407,11 @@
         <w:tc>
           <w:tcPr>
             <w:tcW w:type="dxa" w:w="3389"/>
-            <w:vAlign w:val="center"/>
           </w:tcPr>
           <w:p>
             <w:r>
               <w:rPr>
-                <w:rFonts w:ascii="DengXian" w:hAnsi="DengXian" w:eastAsia="??"/>
+                <w:rFonts w:ascii="Microsoft YaHei" w:hAnsi="Microsoft YaHei" w:eastAsia="Microsoft YaHei"/>
                 <w:b w:val="0"/>
                 <w:sz w:val="19"/>
               </w:rPr>
@@ -451,12 +422,11 @@
         <w:tc>
           <w:tcPr>
             <w:tcW w:type="dxa" w:w="3389"/>
-            <w:vAlign w:val="center"/>
           </w:tcPr>
           <w:p>
             <w:r>
               <w:rPr>
-                <w:rFonts w:ascii="DengXian" w:hAnsi="DengXian" w:eastAsia="??"/>
+                <w:rFonts w:ascii="Microsoft YaHei" w:hAnsi="Microsoft YaHei" w:eastAsia="Microsoft YaHei"/>
                 <w:b w:val="0"/>
                 <w:sz w:val="19"/>
               </w:rPr>
@@ -467,12 +437,11 @@
         <w:tc>
           <w:tcPr>
             <w:tcW w:type="dxa" w:w="3389"/>
-            <w:vAlign w:val="center"/>
           </w:tcPr>
           <w:p>
             <w:r>
               <w:rPr>
-                <w:rFonts w:ascii="DengXian" w:hAnsi="DengXian" w:eastAsia="??"/>
+                <w:rFonts w:ascii="Microsoft YaHei" w:hAnsi="Microsoft YaHei" w:eastAsia="Microsoft YaHei"/>
                 <w:b w:val="0"/>
                 <w:sz w:val="19"/>
               </w:rPr>
@@ -485,12 +454,11 @@
         <w:tc>
           <w:tcPr>
             <w:tcW w:type="dxa" w:w="3389"/>
-            <w:vAlign w:val="center"/>
           </w:tcPr>
           <w:p>
             <w:r>
               <w:rPr>
-                <w:rFonts w:ascii="DengXian" w:hAnsi="DengXian" w:eastAsia="??"/>
+                <w:rFonts w:ascii="Microsoft YaHei" w:hAnsi="Microsoft YaHei" w:eastAsia="Microsoft YaHei"/>
                 <w:b w:val="0"/>
                 <w:sz w:val="19"/>
               </w:rPr>
@@ -501,12 +469,11 @@
         <w:tc>
           <w:tcPr>
             <w:tcW w:type="dxa" w:w="3389"/>
-            <w:vAlign w:val="center"/>
           </w:tcPr>
           <w:p>
             <w:r>
               <w:rPr>
-                <w:rFonts w:ascii="DengXian" w:hAnsi="DengXian" w:eastAsia="??"/>
+                <w:rFonts w:ascii="Microsoft YaHei" w:hAnsi="Microsoft YaHei" w:eastAsia="Microsoft YaHei"/>
                 <w:b w:val="0"/>
                 <w:sz w:val="19"/>
               </w:rPr>
@@ -517,12 +484,11 @@
         <w:tc>
           <w:tcPr>
             <w:tcW w:type="dxa" w:w="3389"/>
-            <w:vAlign w:val="center"/>
           </w:tcPr>
           <w:p>
             <w:r>
               <w:rPr>
-                <w:rFonts w:ascii="DengXian" w:hAnsi="DengXian" w:eastAsia="??"/>
+                <w:rFonts w:ascii="Microsoft YaHei" w:hAnsi="Microsoft YaHei" w:eastAsia="Microsoft YaHei"/>
                 <w:b w:val="0"/>
                 <w:sz w:val="19"/>
               </w:rPr>
@@ -535,12 +501,11 @@
         <w:tc>
           <w:tcPr>
             <w:tcW w:type="dxa" w:w="3389"/>
-            <w:vAlign w:val="center"/>
           </w:tcPr>
           <w:p>
             <w:r>
               <w:rPr>
-                <w:rFonts w:ascii="DengXian" w:hAnsi="DengXian" w:eastAsia="??"/>
+                <w:rFonts w:ascii="Microsoft YaHei" w:hAnsi="Microsoft YaHei" w:eastAsia="Microsoft YaHei"/>
                 <w:b w:val="0"/>
                 <w:sz w:val="19"/>
               </w:rPr>
@@ -551,47 +516,42 @@
         <w:tc>
           <w:tcPr>
             <w:tcW w:type="dxa" w:w="3389"/>
-            <w:vAlign w:val="center"/>
           </w:tcPr>
           <w:p>
             <w:r>
               <w:rPr>
-                <w:rFonts w:ascii="DengXian" w:hAnsi="DengXian" w:eastAsia="??"/>
+                <w:rFonts w:ascii="Microsoft YaHei" w:hAnsi="Microsoft YaHei" w:eastAsia="Microsoft YaHei"/>
                 <w:b w:val="0"/>
                 <w:sz w:val="19"/>
               </w:rPr>
-              <w:t>.docx 或 JSON/ZIP</w:t>
+              <w:t>`.docx` 或 JSON/ZIP</w:t>
             </w:r>
           </w:p>
         </w:tc>
         <w:tc>
           <w:tcPr>
             <w:tcW w:type="dxa" w:w="3389"/>
-            <w:vAlign w:val="center"/>
           </w:tcPr>
           <w:p>
             <w:r>
               <w:rPr>
-                <w:rFonts w:ascii="DengXian" w:hAnsi="DengXian" w:eastAsia="??"/>
+                <w:rFonts w:ascii="Microsoft YaHei" w:hAnsi="Microsoft YaHei" w:eastAsia="Microsoft YaHei"/>
                 <w:b w:val="0"/>
                 <w:sz w:val="19"/>
               </w:rPr>
-              <w:t>推荐通过 docx 内嵌图片、JSON images 字段或原生 ZIP 备份携带图片</w:t>
+              <w:t>推荐通过 docx 内嵌图片、JSON `images` 字段或原生 ZIP 备份携带图片</w:t>
             </w:r>
           </w:p>
         </w:tc>
       </w:tr>
     </w:tbl>
-    <w:p/>
     <w:p>
       <w:pPr>
         <w:ind w:left="259"/>
       </w:pPr>
       <w:r>
         <w:rPr>
-          <w:rFonts w:ascii="DengXian" w:hAnsi="DengXian" w:eastAsia="??"/>
-          <w:b w:val="0"/>
-          <w:i/>
+          <w:rFonts w:ascii="Microsoft YaHei" w:hAnsi="Microsoft YaHei" w:eastAsia="Microsoft YaHei"/>
           <w:sz w:val="20"/>
         </w:rPr>
         <w:t>简单理解：普通题库走“导入题库”，Shiroha Quiz 自己导出的备份 JSON/ZIP 走“设置/导出”的备份恢复入口。</w:t>
@@ -603,7 +563,7 @@
       </w:pPr>
       <w:r>
         <w:rPr>
-          <w:rFonts w:ascii="DengXian" w:hAnsi="DengXian" w:eastAsia="??"/>
+          <w:rFonts w:ascii="Microsoft YaHei" w:hAnsi="Microsoft YaHei" w:eastAsia="Microsoft YaHei"/>
           <w:b/>
           <w:sz w:val="28"/>
         </w:rPr>
@@ -611,50 +571,60 @@
       </w:r>
     </w:p>
     <w:p>
-      <w:r>
-        <w:rPr>
-          <w:rFonts w:ascii="DengXian" w:hAnsi="DengXian" w:eastAsia="??"/>
-          <w:b w:val="0"/>
+      <w:pPr>
+        <w:ind w:left="259"/>
+      </w:pPr>
+      <w:r>
+        <w:rPr>
+          <w:rFonts w:ascii="Microsoft YaHei" w:hAnsi="Microsoft YaHei" w:eastAsia="Microsoft YaHei"/>
           <w:sz w:val="21"/>
         </w:rPr>
         <w:t>1. 一级推荐：题号加题型标签格式。每一道题开头写清题号和题型，例如“1. 【单选题】”。这是最稳定的导入格式。</w:t>
       </w:r>
     </w:p>
     <w:p>
-      <w:r>
-        <w:rPr>
-          <w:rFonts w:ascii="DengXian" w:hAnsi="DengXian" w:eastAsia="??"/>
-          <w:b w:val="0"/>
+      <w:pPr>
+        <w:ind w:left="259"/>
+      </w:pPr>
+      <w:r>
+        <w:rPr>
+          <w:rFonts w:ascii="Microsoft YaHei" w:hAnsi="Microsoft YaHei" w:eastAsia="Microsoft YaHei"/>
           <w:sz w:val="21"/>
         </w:rPr>
         <w:t>2. 二级推荐：普通编号格式。每一道题使用“1.”或“1、”开头，并在题后写答案。很多常见题库不会显式写题型，Shiroha Quiz 仍然支持导入，只是需要根据选项数量、答案形式和分区标题自动判断，准确性会低于明确标注题型的格式。</w:t>
       </w:r>
     </w:p>
     <w:p>
-      <w:r>
-        <w:rPr>
-          <w:rFonts w:ascii="DengXian" w:hAnsi="DengXian" w:eastAsia="??"/>
-          <w:b w:val="0"/>
+      <w:pPr>
+        <w:ind w:left="259"/>
+      </w:pPr>
+      <w:r>
+        <w:rPr>
+          <w:rFonts w:ascii="Microsoft YaHei" w:hAnsi="Microsoft YaHei" w:eastAsia="Microsoft YaHei"/>
           <w:sz w:val="21"/>
         </w:rPr>
         <w:t>3. 三级兼容：分卷分区格式。适合从试卷导出的文档，例如“第一卷”“一、单选题”“二、多选题”“三、判断题”。</w:t>
       </w:r>
     </w:p>
     <w:p>
-      <w:r>
-        <w:rPr>
-          <w:rFonts w:ascii="DengXian" w:hAnsi="DengXian" w:eastAsia="??"/>
-          <w:b w:val="0"/>
+      <w:pPr>
+        <w:ind w:left="259"/>
+      </w:pPr>
+      <w:r>
+        <w:rPr>
+          <w:rFonts w:ascii="Microsoft YaHei" w:hAnsi="Microsoft YaHei" w:eastAsia="Microsoft YaHei"/>
           <w:sz w:val="21"/>
         </w:rPr>
         <w:t>4. 其他兼容格式：紧凑选项、内嵌答案、答案解析区分离、共用题干 / 材料题、多空填空、图片题、双文件答案等格式可以导入，但不建议作为人工整理模板。</w:t>
       </w:r>
     </w:p>
     <w:p>
-      <w:r>
-        <w:rPr>
-          <w:rFonts w:ascii="DengXian" w:hAnsi="DengXian" w:eastAsia="??"/>
-          <w:b w:val="0"/>
+      <w:pPr>
+        <w:ind w:left="259"/>
+      </w:pPr>
+      <w:r>
+        <w:rPr>
+          <w:rFonts w:ascii="Microsoft YaHei" w:hAnsi="Microsoft YaHei" w:eastAsia="Microsoft YaHei"/>
           <w:sz w:val="21"/>
         </w:rPr>
         <w:t>5. 复杂题库处理建议：如果原题库格式混乱、粘连严重或答案分散，可以先做格式清洗，再导入 Shiroha Quiz；国内用户可优先使用 DeepSeek、GLM / 智谱清言等工具辅助整理，如果可以稳定使用海外模型，也推荐 ChatGPT、Claude。隐私风险主要来自“上传到外部 AI 工具清洗”，不是 Shiroha Quiz 本地导入本身。</w:t>
@@ -666,7 +636,7 @@
       </w:pPr>
       <w:r>
         <w:rPr>
-          <w:rFonts w:ascii="DengXian" w:hAnsi="DengXian" w:eastAsia="??"/>
+          <w:rFonts w:ascii="Microsoft YaHei" w:hAnsi="Microsoft YaHei" w:eastAsia="Microsoft YaHei"/>
           <w:b/>
           <w:sz w:val="28"/>
         </w:rPr>
@@ -676,8 +646,7 @@
     <w:p>
       <w:r>
         <w:rPr>
-          <w:rFonts w:ascii="DengXian" w:hAnsi="DengXian" w:eastAsia="??"/>
-          <w:b w:val="0"/>
+          <w:rFonts w:ascii="Microsoft YaHei" w:hAnsi="Microsoft YaHei" w:eastAsia="Microsoft YaHei"/>
           <w:sz w:val="21"/>
         </w:rPr>
         <w:t>说明：这是最推荐的标准模板。每题独立成块，题型、题号、题干、选项、答案、解析都清楚分行。没有题型标签的题库也可以导入，并不是“不支持”；这里只是说明显式写出题型时识别更稳定、核对成本最低。</w:t>
@@ -685,57 +654,255 @@
     </w:p>
     <w:p>
       <w:pPr>
-        <w:spacing w:before="80" w:after="120"/>
+        <w:spacing w:after="0"/>
         <w:ind w:left="259"/>
       </w:pPr>
       <w:r>
         <w:rPr>
-          <w:rFonts w:ascii="DengXian" w:hAnsi="DengXian" w:eastAsia="??"/>
-          <w:b w:val="0"/>
+          <w:rFonts w:ascii="Consolas" w:hAnsi="Consolas" w:eastAsia="Consolas"/>
           <w:sz w:val="18"/>
         </w:rPr>
         <w:t>1. 【单选题】题干内容写在这里。</w:t>
-        <w:br/>
+      </w:r>
+    </w:p>
+    <w:p>
+      <w:pPr>
+        <w:spacing w:after="0"/>
+        <w:ind w:left="259"/>
+      </w:pPr>
+      <w:r>
+        <w:rPr>
+          <w:rFonts w:ascii="Consolas" w:hAnsi="Consolas" w:eastAsia="Consolas"/>
+          <w:sz w:val="18"/>
+        </w:rPr>
         <w:t>A. 选项一</w:t>
-        <w:br/>
+      </w:r>
+    </w:p>
+    <w:p>
+      <w:pPr>
+        <w:spacing w:after="0"/>
+        <w:ind w:left="259"/>
+      </w:pPr>
+      <w:r>
+        <w:rPr>
+          <w:rFonts w:ascii="Consolas" w:hAnsi="Consolas" w:eastAsia="Consolas"/>
+          <w:sz w:val="18"/>
+        </w:rPr>
         <w:t>B. 选项二</w:t>
-        <w:br/>
+      </w:r>
+    </w:p>
+    <w:p>
+      <w:pPr>
+        <w:spacing w:after="0"/>
+        <w:ind w:left="259"/>
+      </w:pPr>
+      <w:r>
+        <w:rPr>
+          <w:rFonts w:ascii="Consolas" w:hAnsi="Consolas" w:eastAsia="Consolas"/>
+          <w:sz w:val="18"/>
+        </w:rPr>
         <w:t>C. 选项三</w:t>
-        <w:br/>
+      </w:r>
+    </w:p>
+    <w:p>
+      <w:pPr>
+        <w:spacing w:after="0"/>
+        <w:ind w:left="259"/>
+      </w:pPr>
+      <w:r>
+        <w:rPr>
+          <w:rFonts w:ascii="Consolas" w:hAnsi="Consolas" w:eastAsia="Consolas"/>
+          <w:sz w:val="18"/>
+        </w:rPr>
         <w:t>D. 选项四</w:t>
-        <w:br/>
+      </w:r>
+    </w:p>
+    <w:p>
+      <w:pPr>
+        <w:spacing w:after="0"/>
+        <w:ind w:left="259"/>
+      </w:pPr>
+      <w:r>
+        <w:rPr>
+          <w:rFonts w:ascii="Consolas" w:hAnsi="Consolas" w:eastAsia="Consolas"/>
+          <w:sz w:val="18"/>
+        </w:rPr>
         <w:t>正确答案：B</w:t>
-        <w:br/>
+      </w:r>
+    </w:p>
+    <w:p>
+      <w:pPr>
+        <w:spacing w:after="0"/>
+        <w:ind w:left="259"/>
+      </w:pPr>
+      <w:r>
+        <w:rPr>
+          <w:rFonts w:ascii="Consolas" w:hAnsi="Consolas" w:eastAsia="Consolas"/>
+          <w:sz w:val="18"/>
+        </w:rPr>
         <w:t>解析：这里可以填写解析，也可以不写。</w:t>
-        <w:br/>
-        <w:br/>
+      </w:r>
+    </w:p>
+    <w:p>
+      <w:pPr>
+        <w:spacing w:after="0"/>
+        <w:ind w:left="259"/>
+      </w:pPr>
+      <w:r>
+        <w:rPr>
+          <w:rFonts w:ascii="Consolas" w:hAnsi="Consolas" w:eastAsia="Consolas"/>
+          <w:sz w:val="18"/>
+        </w:rPr>
+        <w:t xml:space="preserve"> </w:t>
+      </w:r>
+    </w:p>
+    <w:p>
+      <w:pPr>
+        <w:spacing w:after="0"/>
+        <w:ind w:left="259"/>
+      </w:pPr>
+      <w:r>
+        <w:rPr>
+          <w:rFonts w:ascii="Consolas" w:hAnsi="Consolas" w:eastAsia="Consolas"/>
+          <w:sz w:val="18"/>
+        </w:rPr>
         <w:t>2. 【多选题】题干内容写在这里。</w:t>
-        <w:br/>
+      </w:r>
+    </w:p>
+    <w:p>
+      <w:pPr>
+        <w:spacing w:after="0"/>
+        <w:ind w:left="259"/>
+      </w:pPr>
+      <w:r>
+        <w:rPr>
+          <w:rFonts w:ascii="Consolas" w:hAnsi="Consolas" w:eastAsia="Consolas"/>
+          <w:sz w:val="18"/>
+        </w:rPr>
         <w:t>A. 选项一</w:t>
-        <w:br/>
+      </w:r>
+    </w:p>
+    <w:p>
+      <w:pPr>
+        <w:spacing w:after="0"/>
+        <w:ind w:left="259"/>
+      </w:pPr>
+      <w:r>
+        <w:rPr>
+          <w:rFonts w:ascii="Consolas" w:hAnsi="Consolas" w:eastAsia="Consolas"/>
+          <w:sz w:val="18"/>
+        </w:rPr>
         <w:t>B. 选项二</w:t>
-        <w:br/>
+      </w:r>
+    </w:p>
+    <w:p>
+      <w:pPr>
+        <w:spacing w:after="0"/>
+        <w:ind w:left="259"/>
+      </w:pPr>
+      <w:r>
+        <w:rPr>
+          <w:rFonts w:ascii="Consolas" w:hAnsi="Consolas" w:eastAsia="Consolas"/>
+          <w:sz w:val="18"/>
+        </w:rPr>
         <w:t>C. 选项三</w:t>
-        <w:br/>
+      </w:r>
+    </w:p>
+    <w:p>
+      <w:pPr>
+        <w:spacing w:after="0"/>
+        <w:ind w:left="259"/>
+      </w:pPr>
+      <w:r>
+        <w:rPr>
+          <w:rFonts w:ascii="Consolas" w:hAnsi="Consolas" w:eastAsia="Consolas"/>
+          <w:sz w:val="18"/>
+        </w:rPr>
         <w:t>D. 选项四</w:t>
-        <w:br/>
+      </w:r>
+    </w:p>
+    <w:p>
+      <w:pPr>
+        <w:spacing w:after="0"/>
+        <w:ind w:left="259"/>
+      </w:pPr>
+      <w:r>
+        <w:rPr>
+          <w:rFonts w:ascii="Consolas" w:hAnsi="Consolas" w:eastAsia="Consolas"/>
+          <w:sz w:val="18"/>
+        </w:rPr>
         <w:t>正确答案：ACD</w:t>
-        <w:br/>
+      </w:r>
+    </w:p>
+    <w:p>
+      <w:pPr>
+        <w:spacing w:after="0"/>
+        <w:ind w:left="259"/>
+      </w:pPr>
+      <w:r>
+        <w:rPr>
+          <w:rFonts w:ascii="Consolas" w:hAnsi="Consolas" w:eastAsia="Consolas"/>
+          <w:sz w:val="18"/>
+        </w:rPr>
         <w:t>解析：这里可以填写解析，也可以不写。</w:t>
-        <w:br/>
-        <w:br/>
+      </w:r>
+    </w:p>
+    <w:p>
+      <w:pPr>
+        <w:spacing w:after="0"/>
+        <w:ind w:left="259"/>
+      </w:pPr>
+      <w:r>
+        <w:rPr>
+          <w:rFonts w:ascii="Consolas" w:hAnsi="Consolas" w:eastAsia="Consolas"/>
+          <w:sz w:val="18"/>
+        </w:rPr>
+        <w:t xml:space="preserve"> </w:t>
+      </w:r>
+    </w:p>
+    <w:p>
+      <w:pPr>
+        <w:spacing w:after="0"/>
+        <w:ind w:left="259"/>
+      </w:pPr>
+      <w:r>
+        <w:rPr>
+          <w:rFonts w:ascii="Consolas" w:hAnsi="Consolas" w:eastAsia="Consolas"/>
+          <w:sz w:val="18"/>
+        </w:rPr>
         <w:t>3. 【判断题】题干内容写在这里。</w:t>
-        <w:br/>
+      </w:r>
+    </w:p>
+    <w:p>
+      <w:pPr>
+        <w:spacing w:after="0"/>
+        <w:ind w:left="259"/>
+      </w:pPr>
+      <w:r>
+        <w:rPr>
+          <w:rFonts w:ascii="Consolas" w:hAnsi="Consolas" w:eastAsia="Consolas"/>
+          <w:sz w:val="18"/>
+        </w:rPr>
         <w:t>正确答案：正确</w:t>
-        <w:br/>
+      </w:r>
+    </w:p>
+    <w:p>
+      <w:pPr>
+        <w:spacing w:after="0"/>
+        <w:ind w:left="259"/>
+      </w:pPr>
+      <w:r>
+        <w:rPr>
+          <w:rFonts w:ascii="Consolas" w:hAnsi="Consolas" w:eastAsia="Consolas"/>
+          <w:sz w:val="18"/>
+        </w:rPr>
         <w:t>解析：这里可以填写解析，也可以不写。</w:t>
       </w:r>
     </w:p>
     <w:p>
       <w:r>
         <w:rPr>
-          <w:rFonts w:ascii="DengXian" w:hAnsi="DengXian" w:eastAsia="??"/>
-          <w:b w:val="0"/>
+          <w:rFonts w:ascii="Microsoft YaHei" w:hAnsi="Microsoft YaHei" w:eastAsia="Microsoft YaHei"/>
           <w:sz w:val="21"/>
         </w:rPr>
         <w:t>如果题干较长，也可以把题型和题干分成两行：</w:t>
@@ -743,31 +910,744 @@
     </w:p>
     <w:p>
       <w:pPr>
-        <w:spacing w:before="80" w:after="120"/>
+        <w:spacing w:after="0"/>
         <w:ind w:left="259"/>
       </w:pPr>
       <w:r>
         <w:rPr>
-          <w:rFonts w:ascii="DengXian" w:hAnsi="DengXian" w:eastAsia="??"/>
-          <w:b w:val="0"/>
+          <w:rFonts w:ascii="Consolas" w:hAnsi="Consolas" w:eastAsia="Consolas"/>
           <w:sz w:val="18"/>
         </w:rPr>
         <w:t>1. 【单选题】</w:t>
-        <w:br/>
+      </w:r>
+    </w:p>
+    <w:p>
+      <w:pPr>
+        <w:spacing w:after="0"/>
+        <w:ind w:left="259"/>
+      </w:pPr>
+      <w:r>
+        <w:rPr>
+          <w:rFonts w:ascii="Consolas" w:hAnsi="Consolas" w:eastAsia="Consolas"/>
+          <w:sz w:val="18"/>
+        </w:rPr>
         <w:t>题干内容写在这里。</w:t>
-        <w:br/>
+      </w:r>
+    </w:p>
+    <w:p>
+      <w:pPr>
+        <w:spacing w:after="0"/>
+        <w:ind w:left="259"/>
+      </w:pPr>
+      <w:r>
+        <w:rPr>
+          <w:rFonts w:ascii="Consolas" w:hAnsi="Consolas" w:eastAsia="Consolas"/>
+          <w:sz w:val="18"/>
+        </w:rPr>
         <w:t>A. 选项一</w:t>
-        <w:br/>
+      </w:r>
+    </w:p>
+    <w:p>
+      <w:pPr>
+        <w:spacing w:after="0"/>
+        <w:ind w:left="259"/>
+      </w:pPr>
+      <w:r>
+        <w:rPr>
+          <w:rFonts w:ascii="Consolas" w:hAnsi="Consolas" w:eastAsia="Consolas"/>
+          <w:sz w:val="18"/>
+        </w:rPr>
         <w:t>B. 选项二</w:t>
-        <w:br/>
+      </w:r>
+    </w:p>
+    <w:p>
+      <w:pPr>
+        <w:spacing w:after="0"/>
+        <w:ind w:left="259"/>
+      </w:pPr>
+      <w:r>
+        <w:rPr>
+          <w:rFonts w:ascii="Consolas" w:hAnsi="Consolas" w:eastAsia="Consolas"/>
+          <w:sz w:val="18"/>
+        </w:rPr>
         <w:t>C. 选项三</w:t>
-        <w:br/>
+      </w:r>
+    </w:p>
+    <w:p>
+      <w:pPr>
+        <w:spacing w:after="0"/>
+        <w:ind w:left="259"/>
+      </w:pPr>
+      <w:r>
+        <w:rPr>
+          <w:rFonts w:ascii="Consolas" w:hAnsi="Consolas" w:eastAsia="Consolas"/>
+          <w:sz w:val="18"/>
+        </w:rPr>
         <w:t>D. 选项四</w:t>
-        <w:br/>
+      </w:r>
+    </w:p>
+    <w:p>
+      <w:pPr>
+        <w:spacing w:after="0"/>
+        <w:ind w:left="259"/>
+      </w:pPr>
+      <w:r>
+        <w:rPr>
+          <w:rFonts w:ascii="Consolas" w:hAnsi="Consolas" w:eastAsia="Consolas"/>
+          <w:sz w:val="18"/>
+        </w:rPr>
         <w:t>正确答案：B</w:t>
-        <w:br/>
+      </w:r>
+    </w:p>
+    <w:p>
+      <w:pPr>
+        <w:spacing w:after="0"/>
+        <w:ind w:left="259"/>
+      </w:pPr>
+      <w:r>
+        <w:rPr>
+          <w:rFonts w:ascii="Consolas" w:hAnsi="Consolas" w:eastAsia="Consolas"/>
+          <w:sz w:val="18"/>
+        </w:rPr>
         <w:t>解析：这里可以填写解析，也可以不写。</w:t>
-        <w:br/>
+      </w:r>
+    </w:p>
+    <w:p>
+      <w:pPr>
+        <w:pStyle w:val="Heading3"/>
+      </w:pPr>
+      <w:r>
+        <w:rPr>
+          <w:rFonts w:ascii="Microsoft YaHei" w:hAnsi="Microsoft YaHei" w:eastAsia="Microsoft YaHei"/>
+          <w:b/>
+          <w:sz w:val="24"/>
+        </w:rPr>
+        <w:t>全题型标准模板</w:t>
+      </w:r>
+    </w:p>
+    <w:p>
+      <w:r>
+        <w:rPr>
+          <w:rFonts w:ascii="Microsoft YaHei" w:hAnsi="Microsoft YaHei" w:eastAsia="Microsoft YaHei"/>
+          <w:sz w:val="21"/>
+        </w:rPr>
+        <w:t>下面这一组是最推荐的个人整理模板。你可以直接复制后替换题干、选项、答案和解析。</w:t>
+      </w:r>
+    </w:p>
+    <w:p>
+      <w:pPr>
+        <w:spacing w:after="0"/>
+        <w:ind w:left="259"/>
+      </w:pPr>
+      <w:r>
+        <w:rPr>
+          <w:rFonts w:ascii="Consolas" w:hAnsi="Consolas" w:eastAsia="Consolas"/>
+          <w:sz w:val="18"/>
+        </w:rPr>
+        <w:t>一、单选题</w:t>
+      </w:r>
+    </w:p>
+    <w:p>
+      <w:pPr>
+        <w:spacing w:after="0"/>
+        <w:ind w:left="259"/>
+      </w:pPr>
+      <w:r>
+        <w:rPr>
+          <w:rFonts w:ascii="Consolas" w:hAnsi="Consolas" w:eastAsia="Consolas"/>
+          <w:sz w:val="18"/>
+        </w:rPr>
+        <w:t xml:space="preserve"> </w:t>
+      </w:r>
+    </w:p>
+    <w:p>
+      <w:pPr>
+        <w:spacing w:after="0"/>
+        <w:ind w:left="259"/>
+      </w:pPr>
+      <w:r>
+        <w:rPr>
+          <w:rFonts w:ascii="Consolas" w:hAnsi="Consolas" w:eastAsia="Consolas"/>
+          <w:sz w:val="18"/>
+        </w:rPr>
+        <w:t>1. 【单选题】安全帽的主要作用是？</w:t>
+      </w:r>
+    </w:p>
+    <w:p>
+      <w:pPr>
+        <w:spacing w:after="0"/>
+        <w:ind w:left="259"/>
+      </w:pPr>
+      <w:r>
+        <w:rPr>
+          <w:rFonts w:ascii="Consolas" w:hAnsi="Consolas" w:eastAsia="Consolas"/>
+          <w:sz w:val="18"/>
+        </w:rPr>
+        <w:t>A. 保护头部</w:t>
+      </w:r>
+    </w:p>
+    <w:p>
+      <w:pPr>
+        <w:spacing w:after="0"/>
+        <w:ind w:left="259"/>
+      </w:pPr>
+      <w:r>
+        <w:rPr>
+          <w:rFonts w:ascii="Consolas" w:hAnsi="Consolas" w:eastAsia="Consolas"/>
+          <w:sz w:val="18"/>
+        </w:rPr>
+        <w:t>B. 装饰作用</w:t>
+      </w:r>
+    </w:p>
+    <w:p>
+      <w:pPr>
+        <w:spacing w:after="0"/>
+        <w:ind w:left="259"/>
+      </w:pPr>
+      <w:r>
+        <w:rPr>
+          <w:rFonts w:ascii="Consolas" w:hAnsi="Consolas" w:eastAsia="Consolas"/>
+          <w:sz w:val="18"/>
+        </w:rPr>
+        <w:t>C. 增加重量</w:t>
+      </w:r>
+    </w:p>
+    <w:p>
+      <w:pPr>
+        <w:spacing w:after="0"/>
+        <w:ind w:left="259"/>
+      </w:pPr>
+      <w:r>
+        <w:rPr>
+          <w:rFonts w:ascii="Consolas" w:hAnsi="Consolas" w:eastAsia="Consolas"/>
+          <w:sz w:val="18"/>
+        </w:rPr>
+        <w:t>D. 无实际作用</w:t>
+      </w:r>
+    </w:p>
+    <w:p>
+      <w:pPr>
+        <w:spacing w:after="0"/>
+        <w:ind w:left="259"/>
+      </w:pPr>
+      <w:r>
+        <w:rPr>
+          <w:rFonts w:ascii="Consolas" w:hAnsi="Consolas" w:eastAsia="Consolas"/>
+          <w:sz w:val="18"/>
+        </w:rPr>
+        <w:t>答案：A</w:t>
+      </w:r>
+    </w:p>
+    <w:p>
+      <w:pPr>
+        <w:spacing w:after="0"/>
+        <w:ind w:left="259"/>
+      </w:pPr>
+      <w:r>
+        <w:rPr>
+          <w:rFonts w:ascii="Consolas" w:hAnsi="Consolas" w:eastAsia="Consolas"/>
+          <w:sz w:val="18"/>
+        </w:rPr>
+        <w:t>解析：安全帽用于减轻坠落物和碰撞对头部造成的伤害。</w:t>
+      </w:r>
+    </w:p>
+    <w:p>
+      <w:pPr>
+        <w:spacing w:after="0"/>
+        <w:ind w:left="259"/>
+      </w:pPr>
+      <w:r>
+        <w:rPr>
+          <w:rFonts w:ascii="Consolas" w:hAnsi="Consolas" w:eastAsia="Consolas"/>
+          <w:sz w:val="18"/>
+        </w:rPr>
+        <w:t xml:space="preserve"> </w:t>
+      </w:r>
+    </w:p>
+    <w:p>
+      <w:pPr>
+        <w:spacing w:after="0"/>
+        <w:ind w:left="259"/>
+      </w:pPr>
+      <w:r>
+        <w:rPr>
+          <w:rFonts w:ascii="Consolas" w:hAnsi="Consolas" w:eastAsia="Consolas"/>
+          <w:sz w:val="18"/>
+        </w:rPr>
+        <w:t>二、多选题</w:t>
+      </w:r>
+    </w:p>
+    <w:p>
+      <w:pPr>
+        <w:spacing w:after="0"/>
+        <w:ind w:left="259"/>
+      </w:pPr>
+      <w:r>
+        <w:rPr>
+          <w:rFonts w:ascii="Consolas" w:hAnsi="Consolas" w:eastAsia="Consolas"/>
+          <w:sz w:val="18"/>
+        </w:rPr>
+        <w:t xml:space="preserve"> </w:t>
+      </w:r>
+    </w:p>
+    <w:p>
+      <w:pPr>
+        <w:spacing w:after="0"/>
+        <w:ind w:left="259"/>
+      </w:pPr>
+      <w:r>
+        <w:rPr>
+          <w:rFonts w:ascii="Consolas" w:hAnsi="Consolas" w:eastAsia="Consolas"/>
+          <w:sz w:val="18"/>
+        </w:rPr>
+        <w:t>2. 【多选题】雨天驾驶时应注意哪些事项？</w:t>
+      </w:r>
+    </w:p>
+    <w:p>
+      <w:pPr>
+        <w:spacing w:after="0"/>
+        <w:ind w:left="259"/>
+      </w:pPr>
+      <w:r>
+        <w:rPr>
+          <w:rFonts w:ascii="Consolas" w:hAnsi="Consolas" w:eastAsia="Consolas"/>
+          <w:sz w:val="18"/>
+        </w:rPr>
+        <w:t>A. 降低车速</w:t>
+      </w:r>
+    </w:p>
+    <w:p>
+      <w:pPr>
+        <w:spacing w:after="0"/>
+        <w:ind w:left="259"/>
+      </w:pPr>
+      <w:r>
+        <w:rPr>
+          <w:rFonts w:ascii="Consolas" w:hAnsi="Consolas" w:eastAsia="Consolas"/>
+          <w:sz w:val="18"/>
+        </w:rPr>
+        <w:t>B. 加大跟车距离</w:t>
+      </w:r>
+    </w:p>
+    <w:p>
+      <w:pPr>
+        <w:spacing w:after="0"/>
+        <w:ind w:left="259"/>
+      </w:pPr>
+      <w:r>
+        <w:rPr>
+          <w:rFonts w:ascii="Consolas" w:hAnsi="Consolas" w:eastAsia="Consolas"/>
+          <w:sz w:val="18"/>
+        </w:rPr>
+        <w:t>C. 急打方向</w:t>
+      </w:r>
+    </w:p>
+    <w:p>
+      <w:pPr>
+        <w:spacing w:after="0"/>
+        <w:ind w:left="259"/>
+      </w:pPr>
+      <w:r>
+        <w:rPr>
+          <w:rFonts w:ascii="Consolas" w:hAnsi="Consolas" w:eastAsia="Consolas"/>
+          <w:sz w:val="18"/>
+        </w:rPr>
+        <w:t>D. 紧急制动</w:t>
+      </w:r>
+    </w:p>
+    <w:p>
+      <w:pPr>
+        <w:spacing w:after="0"/>
+        <w:ind w:left="259"/>
+      </w:pPr>
+      <w:r>
+        <w:rPr>
+          <w:rFonts w:ascii="Consolas" w:hAnsi="Consolas" w:eastAsia="Consolas"/>
+          <w:sz w:val="18"/>
+        </w:rPr>
+        <w:t>答案：AB</w:t>
+      </w:r>
+    </w:p>
+    <w:p>
+      <w:pPr>
+        <w:spacing w:after="0"/>
+        <w:ind w:left="259"/>
+      </w:pPr>
+      <w:r>
+        <w:rPr>
+          <w:rFonts w:ascii="Consolas" w:hAnsi="Consolas" w:eastAsia="Consolas"/>
+          <w:sz w:val="18"/>
+        </w:rPr>
+        <w:t>解析：雨天路滑，应降低车速并保持安全距离。</w:t>
+      </w:r>
+    </w:p>
+    <w:p>
+      <w:pPr>
+        <w:spacing w:after="0"/>
+        <w:ind w:left="259"/>
+      </w:pPr>
+      <w:r>
+        <w:rPr>
+          <w:rFonts w:ascii="Consolas" w:hAnsi="Consolas" w:eastAsia="Consolas"/>
+          <w:sz w:val="18"/>
+        </w:rPr>
+        <w:t xml:space="preserve"> </w:t>
+      </w:r>
+    </w:p>
+    <w:p>
+      <w:pPr>
+        <w:spacing w:after="0"/>
+        <w:ind w:left="259"/>
+      </w:pPr>
+      <w:r>
+        <w:rPr>
+          <w:rFonts w:ascii="Consolas" w:hAnsi="Consolas" w:eastAsia="Consolas"/>
+          <w:sz w:val="18"/>
+        </w:rPr>
+        <w:t>三、判断题</w:t>
+      </w:r>
+    </w:p>
+    <w:p>
+      <w:pPr>
+        <w:spacing w:after="0"/>
+        <w:ind w:left="259"/>
+      </w:pPr>
+      <w:r>
+        <w:rPr>
+          <w:rFonts w:ascii="Consolas" w:hAnsi="Consolas" w:eastAsia="Consolas"/>
+          <w:sz w:val="18"/>
+        </w:rPr>
+        <w:t xml:space="preserve"> </w:t>
+      </w:r>
+    </w:p>
+    <w:p>
+      <w:pPr>
+        <w:spacing w:after="0"/>
+        <w:ind w:left="259"/>
+      </w:pPr>
+      <w:r>
+        <w:rPr>
+          <w:rFonts w:ascii="Consolas" w:hAnsi="Consolas" w:eastAsia="Consolas"/>
+          <w:sz w:val="18"/>
+        </w:rPr>
+        <w:t>3. 【判断题】国家安全生产方针是“安全第一，预防为主”。</w:t>
+      </w:r>
+    </w:p>
+    <w:p>
+      <w:pPr>
+        <w:spacing w:after="0"/>
+        <w:ind w:left="259"/>
+      </w:pPr>
+      <w:r>
+        <w:rPr>
+          <w:rFonts w:ascii="Consolas" w:hAnsi="Consolas" w:eastAsia="Consolas"/>
+          <w:sz w:val="18"/>
+        </w:rPr>
+        <w:t>答案：正确</w:t>
+      </w:r>
+    </w:p>
+    <w:p>
+      <w:pPr>
+        <w:spacing w:after="0"/>
+        <w:ind w:left="259"/>
+      </w:pPr>
+      <w:r>
+        <w:rPr>
+          <w:rFonts w:ascii="Consolas" w:hAnsi="Consolas" w:eastAsia="Consolas"/>
+          <w:sz w:val="18"/>
+        </w:rPr>
+        <w:t>解析：判断题建议使用“正确 / 错误”或“对 / 错”。</w:t>
+      </w:r>
+    </w:p>
+    <w:p>
+      <w:pPr>
+        <w:spacing w:after="0"/>
+        <w:ind w:left="259"/>
+      </w:pPr>
+      <w:r>
+        <w:rPr>
+          <w:rFonts w:ascii="Consolas" w:hAnsi="Consolas" w:eastAsia="Consolas"/>
+          <w:sz w:val="18"/>
+        </w:rPr>
+        <w:t xml:space="preserve"> </w:t>
+      </w:r>
+    </w:p>
+    <w:p>
+      <w:pPr>
+        <w:spacing w:after="0"/>
+        <w:ind w:left="259"/>
+      </w:pPr>
+      <w:r>
+        <w:rPr>
+          <w:rFonts w:ascii="Consolas" w:hAnsi="Consolas" w:eastAsia="Consolas"/>
+          <w:sz w:val="18"/>
+        </w:rPr>
+        <w:t>四、填空题</w:t>
+      </w:r>
+    </w:p>
+    <w:p>
+      <w:pPr>
+        <w:spacing w:after="0"/>
+        <w:ind w:left="259"/>
+      </w:pPr>
+      <w:r>
+        <w:rPr>
+          <w:rFonts w:ascii="Consolas" w:hAnsi="Consolas" w:eastAsia="Consolas"/>
+          <w:sz w:val="18"/>
+        </w:rPr>
+        <w:t xml:space="preserve"> </w:t>
+      </w:r>
+    </w:p>
+    <w:p>
+      <w:pPr>
+        <w:spacing w:after="0"/>
+        <w:ind w:left="259"/>
+      </w:pPr>
+      <w:r>
+        <w:rPr>
+          <w:rFonts w:ascii="Consolas" w:hAnsi="Consolas" w:eastAsia="Consolas"/>
+          <w:sz w:val="18"/>
+        </w:rPr>
+        <w:t>4. 【填空题】依法行政要求行政机关做到____。</w:t>
+      </w:r>
+    </w:p>
+    <w:p>
+      <w:pPr>
+        <w:spacing w:after="0"/>
+        <w:ind w:left="259"/>
+      </w:pPr>
+      <w:r>
+        <w:rPr>
+          <w:rFonts w:ascii="Consolas" w:hAnsi="Consolas" w:eastAsia="Consolas"/>
+          <w:sz w:val="18"/>
+        </w:rPr>
+        <w:t>答案：合法行政</w:t>
+      </w:r>
+    </w:p>
+    <w:p>
+      <w:pPr>
+        <w:spacing w:after="0"/>
+        <w:ind w:left="259"/>
+      </w:pPr>
+      <w:r>
+        <w:rPr>
+          <w:rFonts w:ascii="Consolas" w:hAnsi="Consolas" w:eastAsia="Consolas"/>
+          <w:sz w:val="18"/>
+        </w:rPr>
+        <w:t>解析：单空填空题按文本答案保存。</w:t>
+      </w:r>
+    </w:p>
+    <w:p>
+      <w:pPr>
+        <w:spacing w:after="0"/>
+        <w:ind w:left="259"/>
+      </w:pPr>
+      <w:r>
+        <w:rPr>
+          <w:rFonts w:ascii="Consolas" w:hAnsi="Consolas" w:eastAsia="Consolas"/>
+          <w:sz w:val="18"/>
+        </w:rPr>
+        <w:t xml:space="preserve"> </w:t>
+      </w:r>
+    </w:p>
+    <w:p>
+      <w:pPr>
+        <w:spacing w:after="0"/>
+        <w:ind w:left="259"/>
+      </w:pPr>
+      <w:r>
+        <w:rPr>
+          <w:rFonts w:ascii="Consolas" w:hAnsi="Consolas" w:eastAsia="Consolas"/>
+          <w:sz w:val="18"/>
+        </w:rPr>
+        <w:t>五、填空题</w:t>
+      </w:r>
+    </w:p>
+    <w:p>
+      <w:pPr>
+        <w:spacing w:after="0"/>
+        <w:ind w:left="259"/>
+      </w:pPr>
+      <w:r>
+        <w:rPr>
+          <w:rFonts w:ascii="Consolas" w:hAnsi="Consolas" w:eastAsia="Consolas"/>
+          <w:sz w:val="18"/>
+        </w:rPr>
+        <w:t xml:space="preserve"> </w:t>
+      </w:r>
+    </w:p>
+    <w:p>
+      <w:pPr>
+        <w:spacing w:after="0"/>
+        <w:ind w:left="259"/>
+      </w:pPr>
+      <w:r>
+        <w:rPr>
+          <w:rFonts w:ascii="Consolas" w:hAnsi="Consolas" w:eastAsia="Consolas"/>
+          <w:sz w:val="18"/>
+        </w:rPr>
+        <w:t>5. 【填空题】中国四大发明包括____、____、____、____。</w:t>
+      </w:r>
+    </w:p>
+    <w:p>
+      <w:pPr>
+        <w:spacing w:after="0"/>
+        <w:ind w:left="259"/>
+      </w:pPr>
+      <w:r>
+        <w:rPr>
+          <w:rFonts w:ascii="Consolas" w:hAnsi="Consolas" w:eastAsia="Consolas"/>
+          <w:sz w:val="18"/>
+        </w:rPr>
+        <w:t>答案：造纸术；印刷术；火药；指南针</w:t>
+      </w:r>
+    </w:p>
+    <w:p>
+      <w:pPr>
+        <w:spacing w:after="0"/>
+        <w:ind w:left="259"/>
+      </w:pPr>
+      <w:r>
+        <w:rPr>
+          <w:rFonts w:ascii="Consolas" w:hAnsi="Consolas" w:eastAsia="Consolas"/>
+          <w:sz w:val="18"/>
+        </w:rPr>
+        <w:t>解析：多空填空题建议按空位顺序用分号分隔。</w:t>
+      </w:r>
+    </w:p>
+    <w:p>
+      <w:pPr>
+        <w:spacing w:after="0"/>
+        <w:ind w:left="259"/>
+      </w:pPr>
+      <w:r>
+        <w:rPr>
+          <w:rFonts w:ascii="Consolas" w:hAnsi="Consolas" w:eastAsia="Consolas"/>
+          <w:sz w:val="18"/>
+        </w:rPr>
+        <w:t xml:space="preserve"> </w:t>
+      </w:r>
+    </w:p>
+    <w:p>
+      <w:pPr>
+        <w:spacing w:after="0"/>
+        <w:ind w:left="259"/>
+      </w:pPr>
+      <w:r>
+        <w:rPr>
+          <w:rFonts w:ascii="Consolas" w:hAnsi="Consolas" w:eastAsia="Consolas"/>
+          <w:sz w:val="18"/>
+        </w:rPr>
+        <w:t>六、简答题</w:t>
+      </w:r>
+    </w:p>
+    <w:p>
+      <w:pPr>
+        <w:spacing w:after="0"/>
+        <w:ind w:left="259"/>
+      </w:pPr>
+      <w:r>
+        <w:rPr>
+          <w:rFonts w:ascii="Consolas" w:hAnsi="Consolas" w:eastAsia="Consolas"/>
+          <w:sz w:val="18"/>
+        </w:rPr>
+        <w:t xml:space="preserve"> </w:t>
+      </w:r>
+    </w:p>
+    <w:p>
+      <w:pPr>
+        <w:spacing w:after="0"/>
+        <w:ind w:left="259"/>
+      </w:pPr>
+      <w:r>
+        <w:rPr>
+          <w:rFonts w:ascii="Consolas" w:hAnsi="Consolas" w:eastAsia="Consolas"/>
+          <w:sz w:val="18"/>
+        </w:rPr>
+        <w:t>6. 【简答题】简述设备启动前需要检查的内容。</w:t>
+      </w:r>
+    </w:p>
+    <w:p>
+      <w:pPr>
+        <w:spacing w:after="0"/>
+        <w:ind w:left="259"/>
+      </w:pPr>
+      <w:r>
+        <w:rPr>
+          <w:rFonts w:ascii="Consolas" w:hAnsi="Consolas" w:eastAsia="Consolas"/>
+          <w:sz w:val="18"/>
+        </w:rPr>
+        <w:t>参考答案：检查设备状态、核对参数、确认安全防护措施，并进行安全交底。</w:t>
+      </w:r>
+    </w:p>
+    <w:p>
+      <w:pPr>
+        <w:spacing w:after="0"/>
+        <w:ind w:left="259"/>
+      </w:pPr>
+      <w:r>
+        <w:rPr>
+          <w:rFonts w:ascii="Consolas" w:hAnsi="Consolas" w:eastAsia="Consolas"/>
+          <w:sz w:val="18"/>
+        </w:rPr>
+        <w:t>解析：简答题答案属于文本答案，顿号、逗号、分号不会按选择题答案拆分。</w:t>
+      </w:r>
+    </w:p>
+    <w:p>
+      <w:r>
+        <w:rPr>
+          <w:rFonts w:ascii="Microsoft YaHei" w:hAnsi="Microsoft YaHei" w:eastAsia="Microsoft YaHei"/>
+          <w:sz w:val="21"/>
+        </w:rPr>
+        <w:t>说明：</w:t>
+      </w:r>
+    </w:p>
+    <w:p>
+      <w:pPr>
+        <w:ind w:left="259"/>
+      </w:pPr>
+      <w:r>
+        <w:rPr>
+          <w:rFonts w:ascii="Microsoft YaHei" w:hAnsi="Microsoft YaHei" w:eastAsia="Microsoft YaHei"/>
+          <w:sz w:val="21"/>
+        </w:rPr>
+        <w:t>1. 上面这些模板是稳定性最高的写法，适合作为个人题库整理标准。</w:t>
+      </w:r>
+    </w:p>
+    <w:p>
+      <w:pPr>
+        <w:ind w:left="259"/>
+      </w:pPr>
+      <w:r>
+        <w:rPr>
+          <w:rFonts w:ascii="Microsoft YaHei" w:hAnsi="Microsoft YaHei" w:eastAsia="Microsoft YaHei"/>
+          <w:sz w:val="21"/>
+        </w:rPr>
+        <w:t>2. 普通题库不写“【单选题】”“【多选题】”也可以导入，但显式写题型会更准。</w:t>
+      </w:r>
+    </w:p>
+    <w:p>
+      <w:pPr>
+        <w:ind w:left="259"/>
+      </w:pPr>
+      <w:r>
+        <w:rPr>
+          <w:rFonts w:ascii="Microsoft YaHei" w:hAnsi="Microsoft YaHei" w:eastAsia="Microsoft YaHei"/>
+          <w:sz w:val="21"/>
+        </w:rPr>
+        <w:t>3. 填空题、简答题不要整理成 A/B/C/D 选项，答案应保留原始文本。</w:t>
+      </w:r>
+    </w:p>
+    <w:p>
+      <w:pPr>
+        <w:ind w:left="259"/>
+      </w:pPr>
+      <w:r>
+        <w:rPr>
+          <w:rFonts w:ascii="Microsoft YaHei" w:hAnsi="Microsoft YaHei" w:eastAsia="Microsoft YaHei"/>
+          <w:sz w:val="21"/>
+        </w:rPr>
+        <w:t>4. 多空填空题建议用 `；` 分隔每个空的答案；如果原题已经把答案填在括号中，系统也会尝试识别，但人工整理时不建议保留已填答案污染。</w:t>
       </w:r>
     </w:p>
     <w:p>
@@ -776,7 +1656,7 @@
       </w:pPr>
       <w:r>
         <w:rPr>
-          <w:rFonts w:ascii="DengXian" w:hAnsi="DengXian" w:eastAsia="??"/>
+          <w:rFonts w:ascii="Microsoft YaHei" w:hAnsi="Microsoft YaHei" w:eastAsia="Microsoft YaHei"/>
           <w:b/>
           <w:sz w:val="28"/>
         </w:rPr>
@@ -786,8 +1666,7 @@
     <w:p>
       <w:r>
         <w:rPr>
-          <w:rFonts w:ascii="DengXian" w:hAnsi="DengXian" w:eastAsia="??"/>
-          <w:b w:val="0"/>
+          <w:rFonts w:ascii="Microsoft YaHei" w:hAnsi="Microsoft YaHei" w:eastAsia="Microsoft YaHei"/>
           <w:sz w:val="21"/>
         </w:rPr>
         <w:t>说明：普通编号格式是很常见的题库写法，Shiroha Quiz 支持导入，不要求每题都写“单选题 / 多选题 / 判断题”。只是没有明确题型标签时，题型会依赖选项数量、答案形式和上下文判断；如果题库本身有“一、单选题”“二、多选题”这类分区标题，识别会更准。多选题建议答案写成 AB、ACD 或 A,B,D。</w:t>
@@ -795,38 +1674,170 @@
     </w:p>
     <w:p>
       <w:pPr>
-        <w:spacing w:before="80" w:after="120"/>
+        <w:spacing w:after="0"/>
         <w:ind w:left="259"/>
       </w:pPr>
       <w:r>
         <w:rPr>
-          <w:rFonts w:ascii="DengXian" w:hAnsi="DengXian" w:eastAsia="??"/>
-          <w:b w:val="0"/>
+          <w:rFonts w:ascii="Consolas" w:hAnsi="Consolas" w:eastAsia="Consolas"/>
           <w:sz w:val="18"/>
         </w:rPr>
         <w:t>1. 题干内容写在这里。</w:t>
-        <w:br/>
+      </w:r>
+    </w:p>
+    <w:p>
+      <w:pPr>
+        <w:spacing w:after="0"/>
+        <w:ind w:left="259"/>
+      </w:pPr>
+      <w:r>
+        <w:rPr>
+          <w:rFonts w:ascii="Consolas" w:hAnsi="Consolas" w:eastAsia="Consolas"/>
+          <w:sz w:val="18"/>
+        </w:rPr>
         <w:t>A. 选项一</w:t>
-        <w:br/>
+      </w:r>
+    </w:p>
+    <w:p>
+      <w:pPr>
+        <w:spacing w:after="0"/>
+        <w:ind w:left="259"/>
+      </w:pPr>
+      <w:r>
+        <w:rPr>
+          <w:rFonts w:ascii="Consolas" w:hAnsi="Consolas" w:eastAsia="Consolas"/>
+          <w:sz w:val="18"/>
+        </w:rPr>
         <w:t>B. 选项二</w:t>
-        <w:br/>
+      </w:r>
+    </w:p>
+    <w:p>
+      <w:pPr>
+        <w:spacing w:after="0"/>
+        <w:ind w:left="259"/>
+      </w:pPr>
+      <w:r>
+        <w:rPr>
+          <w:rFonts w:ascii="Consolas" w:hAnsi="Consolas" w:eastAsia="Consolas"/>
+          <w:sz w:val="18"/>
+        </w:rPr>
         <w:t>C. 选项三</w:t>
-        <w:br/>
+      </w:r>
+    </w:p>
+    <w:p>
+      <w:pPr>
+        <w:spacing w:after="0"/>
+        <w:ind w:left="259"/>
+      </w:pPr>
+      <w:r>
+        <w:rPr>
+          <w:rFonts w:ascii="Consolas" w:hAnsi="Consolas" w:eastAsia="Consolas"/>
+          <w:sz w:val="18"/>
+        </w:rPr>
         <w:t>D. 选项四</w:t>
-        <w:br/>
+      </w:r>
+    </w:p>
+    <w:p>
+      <w:pPr>
+        <w:spacing w:after="0"/>
+        <w:ind w:left="259"/>
+      </w:pPr>
+      <w:r>
+        <w:rPr>
+          <w:rFonts w:ascii="Consolas" w:hAnsi="Consolas" w:eastAsia="Consolas"/>
+          <w:sz w:val="18"/>
+        </w:rPr>
         <w:t>答案：A</w:t>
-        <w:br/>
-        <w:br/>
+      </w:r>
+    </w:p>
+    <w:p>
+      <w:pPr>
+        <w:spacing w:after="0"/>
+        <w:ind w:left="259"/>
+      </w:pPr>
+      <w:r>
+        <w:rPr>
+          <w:rFonts w:ascii="Consolas" w:hAnsi="Consolas" w:eastAsia="Consolas"/>
+          <w:sz w:val="18"/>
+        </w:rPr>
+        <w:t xml:space="preserve"> </w:t>
+      </w:r>
+    </w:p>
+    <w:p>
+      <w:pPr>
+        <w:spacing w:after="0"/>
+        <w:ind w:left="259"/>
+      </w:pPr>
+      <w:r>
+        <w:rPr>
+          <w:rFonts w:ascii="Consolas" w:hAnsi="Consolas" w:eastAsia="Consolas"/>
+          <w:sz w:val="18"/>
+        </w:rPr>
         <w:t>2. 题干内容写在这里。</w:t>
-        <w:br/>
+      </w:r>
+    </w:p>
+    <w:p>
+      <w:pPr>
+        <w:spacing w:after="0"/>
+        <w:ind w:left="259"/>
+      </w:pPr>
+      <w:r>
+        <w:rPr>
+          <w:rFonts w:ascii="Consolas" w:hAnsi="Consolas" w:eastAsia="Consolas"/>
+          <w:sz w:val="18"/>
+        </w:rPr>
         <w:t>A. 选项一</w:t>
-        <w:br/>
+      </w:r>
+    </w:p>
+    <w:p>
+      <w:pPr>
+        <w:spacing w:after="0"/>
+        <w:ind w:left="259"/>
+      </w:pPr>
+      <w:r>
+        <w:rPr>
+          <w:rFonts w:ascii="Consolas" w:hAnsi="Consolas" w:eastAsia="Consolas"/>
+          <w:sz w:val="18"/>
+        </w:rPr>
         <w:t>B. 选项二</w:t>
-        <w:br/>
+      </w:r>
+    </w:p>
+    <w:p>
+      <w:pPr>
+        <w:spacing w:after="0"/>
+        <w:ind w:left="259"/>
+      </w:pPr>
+      <w:r>
+        <w:rPr>
+          <w:rFonts w:ascii="Consolas" w:hAnsi="Consolas" w:eastAsia="Consolas"/>
+          <w:sz w:val="18"/>
+        </w:rPr>
         <w:t>C. 选项三</w:t>
-        <w:br/>
+      </w:r>
+    </w:p>
+    <w:p>
+      <w:pPr>
+        <w:spacing w:after="0"/>
+        <w:ind w:left="259"/>
+      </w:pPr>
+      <w:r>
+        <w:rPr>
+          <w:rFonts w:ascii="Consolas" w:hAnsi="Consolas" w:eastAsia="Consolas"/>
+          <w:sz w:val="18"/>
+        </w:rPr>
         <w:t>D. 选项四</w:t>
-        <w:br/>
+      </w:r>
+    </w:p>
+    <w:p>
+      <w:pPr>
+        <w:spacing w:after="0"/>
+        <w:ind w:left="259"/>
+      </w:pPr>
+      <w:r>
+        <w:rPr>
+          <w:rFonts w:ascii="Consolas" w:hAnsi="Consolas" w:eastAsia="Consolas"/>
+          <w:sz w:val="18"/>
+        </w:rPr>
         <w:t>答案：AB</w:t>
       </w:r>
     </w:p>
@@ -836,7 +1847,7 @@
       </w:pPr>
       <w:r>
         <w:rPr>
-          <w:rFonts w:ascii="DengXian" w:hAnsi="DengXian" w:eastAsia="??"/>
+          <w:rFonts w:ascii="Microsoft YaHei" w:hAnsi="Microsoft YaHei" w:eastAsia="Microsoft YaHei"/>
           <w:b/>
           <w:sz w:val="28"/>
         </w:rPr>
@@ -846,8 +1857,7 @@
     <w:p>
       <w:r>
         <w:rPr>
-          <w:rFonts w:ascii="DengXian" w:hAnsi="DengXian" w:eastAsia="??"/>
-          <w:b w:val="0"/>
+          <w:rFonts w:ascii="Microsoft YaHei" w:hAnsi="Microsoft YaHei" w:eastAsia="Microsoft YaHei"/>
           <w:sz w:val="21"/>
         </w:rPr>
         <w:t>说明：分卷分区格式适合从试卷或考试系统导出的文档。系统会根据“一、单选题”“二、多选题”“三、判断题”继承题型上下文。</w:t>
@@ -855,46 +1865,235 @@
     </w:p>
     <w:p>
       <w:pPr>
-        <w:spacing w:before="80" w:after="120"/>
+        <w:spacing w:after="0"/>
         <w:ind w:left="259"/>
       </w:pPr>
       <w:r>
         <w:rPr>
-          <w:rFonts w:ascii="DengXian" w:hAnsi="DengXian" w:eastAsia="??"/>
-          <w:b w:val="0"/>
+          <w:rFonts w:ascii="Consolas" w:hAnsi="Consolas" w:eastAsia="Consolas"/>
           <w:sz w:val="18"/>
         </w:rPr>
         <w:t>第一卷</w:t>
-        <w:br/>
-        <w:br/>
+      </w:r>
+    </w:p>
+    <w:p>
+      <w:pPr>
+        <w:spacing w:after="0"/>
+        <w:ind w:left="259"/>
+      </w:pPr>
+      <w:r>
+        <w:rPr>
+          <w:rFonts w:ascii="Consolas" w:hAnsi="Consolas" w:eastAsia="Consolas"/>
+          <w:sz w:val="18"/>
+        </w:rPr>
+        <w:t xml:space="preserve"> </w:t>
+      </w:r>
+    </w:p>
+    <w:p>
+      <w:pPr>
+        <w:spacing w:after="0"/>
+        <w:ind w:left="259"/>
+      </w:pPr>
+      <w:r>
+        <w:rPr>
+          <w:rFonts w:ascii="Consolas" w:hAnsi="Consolas" w:eastAsia="Consolas"/>
+          <w:sz w:val="18"/>
+        </w:rPr>
         <w:t>一、单选题</w:t>
-        <w:br/>
+      </w:r>
+    </w:p>
+    <w:p>
+      <w:pPr>
+        <w:spacing w:after="0"/>
+        <w:ind w:left="259"/>
+      </w:pPr>
+      <w:r>
+        <w:rPr>
+          <w:rFonts w:ascii="Consolas" w:hAnsi="Consolas" w:eastAsia="Consolas"/>
+          <w:sz w:val="18"/>
+        </w:rPr>
         <w:t>题干内容写在这里。【答案：B】</w:t>
-        <w:br/>
+      </w:r>
+    </w:p>
+    <w:p>
+      <w:pPr>
+        <w:spacing w:after="0"/>
+        <w:ind w:left="259"/>
+      </w:pPr>
+      <w:r>
+        <w:rPr>
+          <w:rFonts w:ascii="Consolas" w:hAnsi="Consolas" w:eastAsia="Consolas"/>
+          <w:sz w:val="18"/>
+        </w:rPr>
         <w:t>A. 选项一</w:t>
-        <w:br/>
+      </w:r>
+    </w:p>
+    <w:p>
+      <w:pPr>
+        <w:spacing w:after="0"/>
+        <w:ind w:left="259"/>
+      </w:pPr>
+      <w:r>
+        <w:rPr>
+          <w:rFonts w:ascii="Consolas" w:hAnsi="Consolas" w:eastAsia="Consolas"/>
+          <w:sz w:val="18"/>
+        </w:rPr>
         <w:t>B. 选项二</w:t>
-        <w:br/>
+      </w:r>
+    </w:p>
+    <w:p>
+      <w:pPr>
+        <w:spacing w:after="0"/>
+        <w:ind w:left="259"/>
+      </w:pPr>
+      <w:r>
+        <w:rPr>
+          <w:rFonts w:ascii="Consolas" w:hAnsi="Consolas" w:eastAsia="Consolas"/>
+          <w:sz w:val="18"/>
+        </w:rPr>
         <w:t>C. 选项三</w:t>
-        <w:br/>
+      </w:r>
+    </w:p>
+    <w:p>
+      <w:pPr>
+        <w:spacing w:after="0"/>
+        <w:ind w:left="259"/>
+      </w:pPr>
+      <w:r>
+        <w:rPr>
+          <w:rFonts w:ascii="Consolas" w:hAnsi="Consolas" w:eastAsia="Consolas"/>
+          <w:sz w:val="18"/>
+        </w:rPr>
         <w:t>D. 选项四</w:t>
-        <w:br/>
-        <w:br/>
+      </w:r>
+    </w:p>
+    <w:p>
+      <w:pPr>
+        <w:spacing w:after="0"/>
+        <w:ind w:left="259"/>
+      </w:pPr>
+      <w:r>
+        <w:rPr>
+          <w:rFonts w:ascii="Consolas" w:hAnsi="Consolas" w:eastAsia="Consolas"/>
+          <w:sz w:val="18"/>
+        </w:rPr>
+        <w:t xml:space="preserve"> </w:t>
+      </w:r>
+    </w:p>
+    <w:p>
+      <w:pPr>
+        <w:spacing w:after="0"/>
+        <w:ind w:left="259"/>
+      </w:pPr>
+      <w:r>
+        <w:rPr>
+          <w:rFonts w:ascii="Consolas" w:hAnsi="Consolas" w:eastAsia="Consolas"/>
+          <w:sz w:val="18"/>
+        </w:rPr>
         <w:t>二、多选题</w:t>
-        <w:br/>
+      </w:r>
+    </w:p>
+    <w:p>
+      <w:pPr>
+        <w:spacing w:after="0"/>
+        <w:ind w:left="259"/>
+      </w:pPr>
+      <w:r>
+        <w:rPr>
+          <w:rFonts w:ascii="Consolas" w:hAnsi="Consolas" w:eastAsia="Consolas"/>
+          <w:sz w:val="18"/>
+        </w:rPr>
         <w:t>题干内容写在这里。（ABCD）</w:t>
-        <w:br/>
+      </w:r>
+    </w:p>
+    <w:p>
+      <w:pPr>
+        <w:spacing w:after="0"/>
+        <w:ind w:left="259"/>
+      </w:pPr>
+      <w:r>
+        <w:rPr>
+          <w:rFonts w:ascii="Consolas" w:hAnsi="Consolas" w:eastAsia="Consolas"/>
+          <w:sz w:val="18"/>
+        </w:rPr>
         <w:t>A. 选项一</w:t>
-        <w:br/>
+      </w:r>
+    </w:p>
+    <w:p>
+      <w:pPr>
+        <w:spacing w:after="0"/>
+        <w:ind w:left="259"/>
+      </w:pPr>
+      <w:r>
+        <w:rPr>
+          <w:rFonts w:ascii="Consolas" w:hAnsi="Consolas" w:eastAsia="Consolas"/>
+          <w:sz w:val="18"/>
+        </w:rPr>
         <w:t>B. 选项二</w:t>
-        <w:br/>
+      </w:r>
+    </w:p>
+    <w:p>
+      <w:pPr>
+        <w:spacing w:after="0"/>
+        <w:ind w:left="259"/>
+      </w:pPr>
+      <w:r>
+        <w:rPr>
+          <w:rFonts w:ascii="Consolas" w:hAnsi="Consolas" w:eastAsia="Consolas"/>
+          <w:sz w:val="18"/>
+        </w:rPr>
         <w:t>C. 选项三</w:t>
-        <w:br/>
+      </w:r>
+    </w:p>
+    <w:p>
+      <w:pPr>
+        <w:spacing w:after="0"/>
+        <w:ind w:left="259"/>
+      </w:pPr>
+      <w:r>
+        <w:rPr>
+          <w:rFonts w:ascii="Consolas" w:hAnsi="Consolas" w:eastAsia="Consolas"/>
+          <w:sz w:val="18"/>
+        </w:rPr>
         <w:t>D. 选项四</w:t>
-        <w:br/>
-        <w:br/>
+      </w:r>
+    </w:p>
+    <w:p>
+      <w:pPr>
+        <w:spacing w:after="0"/>
+        <w:ind w:left="259"/>
+      </w:pPr>
+      <w:r>
+        <w:rPr>
+          <w:rFonts w:ascii="Consolas" w:hAnsi="Consolas" w:eastAsia="Consolas"/>
+          <w:sz w:val="18"/>
+        </w:rPr>
+        <w:t xml:space="preserve"> </w:t>
+      </w:r>
+    </w:p>
+    <w:p>
+      <w:pPr>
+        <w:spacing w:after="0"/>
+        <w:ind w:left="259"/>
+      </w:pPr>
+      <w:r>
+        <w:rPr>
+          <w:rFonts w:ascii="Consolas" w:hAnsi="Consolas" w:eastAsia="Consolas"/>
+          <w:sz w:val="18"/>
+        </w:rPr>
         <w:t>三、判断题</w:t>
-        <w:br/>
+      </w:r>
+    </w:p>
+    <w:p>
+      <w:pPr>
+        <w:spacing w:after="0"/>
+        <w:ind w:left="259"/>
+      </w:pPr>
+      <w:r>
+        <w:rPr>
+          <w:rFonts w:ascii="Consolas" w:hAnsi="Consolas" w:eastAsia="Consolas"/>
+          <w:sz w:val="18"/>
+        </w:rPr>
         <w:t>题干内容写在这里。（对）</w:t>
       </w:r>
     </w:p>
@@ -904,7 +2103,7 @@
       </w:pPr>
       <w:r>
         <w:rPr>
-          <w:rFonts w:ascii="DengXian" w:hAnsi="DengXian" w:eastAsia="??"/>
+          <w:rFonts w:ascii="Microsoft YaHei" w:hAnsi="Microsoft YaHei" w:eastAsia="Microsoft YaHei"/>
           <w:b/>
           <w:sz w:val="28"/>
         </w:rPr>
@@ -914,18 +2113,19 @@
     <w:p>
       <w:r>
         <w:rPr>
-          <w:rFonts w:ascii="DengXian" w:hAnsi="DengXian" w:eastAsia="??"/>
-          <w:b w:val="0"/>
+          <w:rFonts w:ascii="Microsoft YaHei" w:hAnsi="Microsoft YaHei" w:eastAsia="Microsoft YaHei"/>
           <w:sz w:val="21"/>
         </w:rPr>
         <w:t>以下格式可以被系统尝试解析，但不建议作为人工整理时的首选模板。</w:t>
       </w:r>
     </w:p>
     <w:p>
-      <w:r>
-        <w:rPr>
-          <w:rFonts w:ascii="DengXian" w:hAnsi="DengXian" w:eastAsia="??"/>
-          <w:b w:val="0"/>
+      <w:pPr>
+        <w:ind w:left="259"/>
+      </w:pPr>
+      <w:r>
+        <w:rPr>
+          <w:rFonts w:ascii="Microsoft YaHei" w:hAnsi="Microsoft YaHei" w:eastAsia="Microsoft YaHei"/>
           <w:sz w:val="21"/>
         </w:rPr>
         <w:t>1. 紧凑选项格式。</w:t>
@@ -933,23 +2133,24 @@
     </w:p>
     <w:p>
       <w:pPr>
-        <w:spacing w:before="80" w:after="120"/>
+        <w:spacing w:after="0"/>
         <w:ind w:left="259"/>
       </w:pPr>
       <w:r>
         <w:rPr>
-          <w:rFonts w:ascii="DengXian" w:hAnsi="DengXian" w:eastAsia="??"/>
-          <w:b w:val="0"/>
+          <w:rFonts w:ascii="Consolas" w:hAnsi="Consolas" w:eastAsia="Consolas"/>
           <w:sz w:val="18"/>
         </w:rPr>
         <w:t>题干内容 A. 选项一 B. 选项二 C. 选项三 D. 选项四 答案：A</w:t>
       </w:r>
     </w:p>
     <w:p>
-      <w:r>
-        <w:rPr>
-          <w:rFonts w:ascii="DengXian" w:hAnsi="DengXian" w:eastAsia="??"/>
-          <w:b w:val="0"/>
+      <w:pPr>
+        <w:ind w:left="259"/>
+      </w:pPr>
+      <w:r>
+        <w:rPr>
+          <w:rFonts w:ascii="Microsoft YaHei" w:hAnsi="Microsoft YaHei" w:eastAsia="Microsoft YaHei"/>
           <w:sz w:val="21"/>
         </w:rPr>
         <w:t>2. 内嵌答案格式。</w:t>
@@ -957,27 +2158,50 @@
     </w:p>
     <w:p>
       <w:pPr>
-        <w:spacing w:before="80" w:after="120"/>
+        <w:spacing w:after="0"/>
         <w:ind w:left="259"/>
       </w:pPr>
       <w:r>
         <w:rPr>
-          <w:rFonts w:ascii="DengXian" w:hAnsi="DengXian" w:eastAsia="??"/>
-          <w:b w:val="0"/>
+          <w:rFonts w:ascii="Consolas" w:hAnsi="Consolas" w:eastAsia="Consolas"/>
           <w:sz w:val="18"/>
         </w:rPr>
         <w:t>题干内容【答案：A】</w:t>
-        <w:br/>
+      </w:r>
+    </w:p>
+    <w:p>
+      <w:pPr>
+        <w:spacing w:after="0"/>
+        <w:ind w:left="259"/>
+      </w:pPr>
+      <w:r>
+        <w:rPr>
+          <w:rFonts w:ascii="Consolas" w:hAnsi="Consolas" w:eastAsia="Consolas"/>
+          <w:sz w:val="18"/>
+        </w:rPr>
         <w:t>题干内容（ABCD）</w:t>
-        <w:br/>
+      </w:r>
+    </w:p>
+    <w:p>
+      <w:pPr>
+        <w:spacing w:after="0"/>
+        <w:ind w:left="259"/>
+      </w:pPr>
+      <w:r>
+        <w:rPr>
+          <w:rFonts w:ascii="Consolas" w:hAnsi="Consolas" w:eastAsia="Consolas"/>
+          <w:sz w:val="18"/>
+        </w:rPr>
         <w:t>题干内容（对）</w:t>
       </w:r>
     </w:p>
     <w:p>
-      <w:r>
-        <w:rPr>
-          <w:rFonts w:ascii="DengXian" w:hAnsi="DengXian" w:eastAsia="??"/>
-          <w:b w:val="0"/>
+      <w:pPr>
+        <w:ind w:left="259"/>
+      </w:pPr>
+      <w:r>
+        <w:rPr>
+          <w:rFonts w:ascii="Microsoft YaHei" w:hAnsi="Microsoft YaHei" w:eastAsia="Microsoft YaHei"/>
           <w:sz w:val="21"/>
         </w:rPr>
         <w:t>3. 答案与解析分离格式。</w:t>
@@ -985,36 +2209,115 @@
     </w:p>
     <w:p>
       <w:pPr>
-        <w:spacing w:before="80" w:after="120"/>
+        <w:spacing w:after="0"/>
         <w:ind w:left="259"/>
       </w:pPr>
       <w:r>
         <w:rPr>
-          <w:rFonts w:ascii="DengXian" w:hAnsi="DengXian" w:eastAsia="??"/>
-          <w:b w:val="0"/>
+          <w:rFonts w:ascii="Consolas" w:hAnsi="Consolas" w:eastAsia="Consolas"/>
           <w:sz w:val="18"/>
         </w:rPr>
         <w:t>题目区</w:t>
-        <w:br/>
+      </w:r>
+    </w:p>
+    <w:p>
+      <w:pPr>
+        <w:spacing w:after="0"/>
+        <w:ind w:left="259"/>
+      </w:pPr>
+      <w:r>
+        <w:rPr>
+          <w:rFonts w:ascii="Consolas" w:hAnsi="Consolas" w:eastAsia="Consolas"/>
+          <w:sz w:val="18"/>
+        </w:rPr>
         <w:t>1. 题干内容</w:t>
-        <w:br/>
+      </w:r>
+    </w:p>
+    <w:p>
+      <w:pPr>
+        <w:spacing w:after="0"/>
+        <w:ind w:left="259"/>
+      </w:pPr>
+      <w:r>
+        <w:rPr>
+          <w:rFonts w:ascii="Consolas" w:hAnsi="Consolas" w:eastAsia="Consolas"/>
+          <w:sz w:val="18"/>
+        </w:rPr>
         <w:t>A. 选项一</w:t>
-        <w:br/>
+      </w:r>
+    </w:p>
+    <w:p>
+      <w:pPr>
+        <w:spacing w:after="0"/>
+        <w:ind w:left="259"/>
+      </w:pPr>
+      <w:r>
+        <w:rPr>
+          <w:rFonts w:ascii="Consolas" w:hAnsi="Consolas" w:eastAsia="Consolas"/>
+          <w:sz w:val="18"/>
+        </w:rPr>
         <w:t>B. 选项二</w:t>
-        <w:br/>
-        <w:br/>
+      </w:r>
+    </w:p>
+    <w:p>
+      <w:pPr>
+        <w:spacing w:after="0"/>
+        <w:ind w:left="259"/>
+      </w:pPr>
+      <w:r>
+        <w:rPr>
+          <w:rFonts w:ascii="Consolas" w:hAnsi="Consolas" w:eastAsia="Consolas"/>
+          <w:sz w:val="18"/>
+        </w:rPr>
+        <w:t xml:space="preserve"> </w:t>
+      </w:r>
+    </w:p>
+    <w:p>
+      <w:pPr>
+        <w:spacing w:after="0"/>
+        <w:ind w:left="259"/>
+      </w:pPr>
+      <w:r>
+        <w:rPr>
+          <w:rFonts w:ascii="Consolas" w:hAnsi="Consolas" w:eastAsia="Consolas"/>
+          <w:sz w:val="18"/>
+        </w:rPr>
         <w:t>答案解析区</w:t>
-        <w:br/>
+      </w:r>
+    </w:p>
+    <w:p>
+      <w:pPr>
+        <w:spacing w:after="0"/>
+        <w:ind w:left="259"/>
+      </w:pPr>
+      <w:r>
+        <w:rPr>
+          <w:rFonts w:ascii="Consolas" w:hAnsi="Consolas" w:eastAsia="Consolas"/>
+          <w:sz w:val="18"/>
+        </w:rPr>
         <w:t>1. 【答案】A</w:t>
-        <w:br/>
+      </w:r>
+    </w:p>
+    <w:p>
+      <w:pPr>
+        <w:spacing w:after="0"/>
+        <w:ind w:left="259"/>
+      </w:pPr>
+      <w:r>
+        <w:rPr>
+          <w:rFonts w:ascii="Consolas" w:hAnsi="Consolas" w:eastAsia="Consolas"/>
+          <w:sz w:val="18"/>
+        </w:rPr>
         <w:t>【解析】解析内容</w:t>
       </w:r>
     </w:p>
     <w:p>
-      <w:r>
-        <w:rPr>
-          <w:rFonts w:ascii="DengXian" w:hAnsi="DengXian" w:eastAsia="??"/>
-          <w:b w:val="0"/>
+      <w:pPr>
+        <w:ind w:left="259"/>
+      </w:pPr>
+      <w:r>
+        <w:rPr>
+          <w:rFonts w:ascii="Microsoft YaHei" w:hAnsi="Microsoft YaHei" w:eastAsia="Microsoft YaHei"/>
           <w:sz w:val="21"/>
         </w:rPr>
         <w:t>4. 无题号但有分区的试卷格式。</w:t>
@@ -1022,42 +2325,154 @@
     </w:p>
     <w:p>
       <w:pPr>
-        <w:spacing w:before="80" w:after="120"/>
+        <w:spacing w:after="0"/>
         <w:ind w:left="259"/>
       </w:pPr>
       <w:r>
         <w:rPr>
-          <w:rFonts w:ascii="DengXian" w:hAnsi="DengXian" w:eastAsia="??"/>
-          <w:b w:val="0"/>
+          <w:rFonts w:ascii="Consolas" w:hAnsi="Consolas" w:eastAsia="Consolas"/>
           <w:sz w:val="18"/>
         </w:rPr>
         <w:t>一、单选题</w:t>
-        <w:br/>
+      </w:r>
+    </w:p>
+    <w:p>
+      <w:pPr>
+        <w:spacing w:after="0"/>
+        <w:ind w:left="259"/>
+      </w:pPr>
+      <w:r>
+        <w:rPr>
+          <w:rFonts w:ascii="Consolas" w:hAnsi="Consolas" w:eastAsia="Consolas"/>
+          <w:sz w:val="18"/>
+        </w:rPr>
         <w:t>题干内容【答案：B】</w:t>
-        <w:br/>
+      </w:r>
+    </w:p>
+    <w:p>
+      <w:pPr>
+        <w:spacing w:after="0"/>
+        <w:ind w:left="259"/>
+      </w:pPr>
+      <w:r>
+        <w:rPr>
+          <w:rFonts w:ascii="Consolas" w:hAnsi="Consolas" w:eastAsia="Consolas"/>
+          <w:sz w:val="18"/>
+        </w:rPr>
         <w:t>A. 选项一</w:t>
-        <w:br/>
+      </w:r>
+    </w:p>
+    <w:p>
+      <w:pPr>
+        <w:spacing w:after="0"/>
+        <w:ind w:left="259"/>
+      </w:pPr>
+      <w:r>
+        <w:rPr>
+          <w:rFonts w:ascii="Consolas" w:hAnsi="Consolas" w:eastAsia="Consolas"/>
+          <w:sz w:val="18"/>
+        </w:rPr>
         <w:t>B. 选项二</w:t>
-        <w:br/>
-        <w:br/>
+      </w:r>
+    </w:p>
+    <w:p>
+      <w:pPr>
+        <w:spacing w:after="0"/>
+        <w:ind w:left="259"/>
+      </w:pPr>
+      <w:r>
+        <w:rPr>
+          <w:rFonts w:ascii="Consolas" w:hAnsi="Consolas" w:eastAsia="Consolas"/>
+          <w:sz w:val="18"/>
+        </w:rPr>
+        <w:t xml:space="preserve"> </w:t>
+      </w:r>
+    </w:p>
+    <w:p>
+      <w:pPr>
+        <w:spacing w:after="0"/>
+        <w:ind w:left="259"/>
+      </w:pPr>
+      <w:r>
+        <w:rPr>
+          <w:rFonts w:ascii="Consolas" w:hAnsi="Consolas" w:eastAsia="Consolas"/>
+          <w:sz w:val="18"/>
+        </w:rPr>
         <w:t>二、多选题</w:t>
-        <w:br/>
+      </w:r>
+    </w:p>
+    <w:p>
+      <w:pPr>
+        <w:spacing w:after="0"/>
+        <w:ind w:left="259"/>
+      </w:pPr>
+      <w:r>
+        <w:rPr>
+          <w:rFonts w:ascii="Consolas" w:hAnsi="Consolas" w:eastAsia="Consolas"/>
+          <w:sz w:val="18"/>
+        </w:rPr>
         <w:t>题干内容（ABCD）</w:t>
-        <w:br/>
+      </w:r>
+    </w:p>
+    <w:p>
+      <w:pPr>
+        <w:spacing w:after="0"/>
+        <w:ind w:left="259"/>
+      </w:pPr>
+      <w:r>
+        <w:rPr>
+          <w:rFonts w:ascii="Consolas" w:hAnsi="Consolas" w:eastAsia="Consolas"/>
+          <w:sz w:val="18"/>
+        </w:rPr>
         <w:t>A. 选项一</w:t>
-        <w:br/>
+      </w:r>
+    </w:p>
+    <w:p>
+      <w:pPr>
+        <w:spacing w:after="0"/>
+        <w:ind w:left="259"/>
+      </w:pPr>
+      <w:r>
+        <w:rPr>
+          <w:rFonts w:ascii="Consolas" w:hAnsi="Consolas" w:eastAsia="Consolas"/>
+          <w:sz w:val="18"/>
+        </w:rPr>
         <w:t>B. 选项二</w:t>
-        <w:br/>
+      </w:r>
+    </w:p>
+    <w:p>
+      <w:pPr>
+        <w:spacing w:after="0"/>
+        <w:ind w:left="259"/>
+      </w:pPr>
+      <w:r>
+        <w:rPr>
+          <w:rFonts w:ascii="Consolas" w:hAnsi="Consolas" w:eastAsia="Consolas"/>
+          <w:sz w:val="18"/>
+        </w:rPr>
         <w:t>C. 选项三</w:t>
-        <w:br/>
+      </w:r>
+    </w:p>
+    <w:p>
+      <w:pPr>
+        <w:spacing w:after="0"/>
+        <w:ind w:left="259"/>
+      </w:pPr>
+      <w:r>
+        <w:rPr>
+          <w:rFonts w:ascii="Consolas" w:hAnsi="Consolas" w:eastAsia="Consolas"/>
+          <w:sz w:val="18"/>
+        </w:rPr>
         <w:t>D. 选项四</w:t>
       </w:r>
     </w:p>
     <w:p>
-      <w:r>
-        <w:rPr>
-          <w:rFonts w:ascii="DengXian" w:hAnsi="DengXian" w:eastAsia="??"/>
-          <w:b w:val="0"/>
+      <w:pPr>
+        <w:ind w:left="259"/>
+      </w:pPr>
+      <w:r>
+        <w:rPr>
+          <w:rFonts w:ascii="Microsoft YaHei" w:hAnsi="Microsoft YaHei" w:eastAsia="Microsoft YaHei"/>
           <w:sz w:val="21"/>
         </w:rPr>
         <w:t>5. 共用题干 / 材料题格式。</w:t>
@@ -1065,43 +2480,164 @@
     </w:p>
     <w:p>
       <w:pPr>
-        <w:spacing w:before="80" w:after="120"/>
+        <w:spacing w:after="0"/>
         <w:ind w:left="259"/>
       </w:pPr>
       <w:r>
         <w:rPr>
-          <w:rFonts w:ascii="DengXian" w:hAnsi="DengXian" w:eastAsia="??"/>
-          <w:b w:val="0"/>
+          <w:rFonts w:ascii="Consolas" w:hAnsi="Consolas" w:eastAsia="Consolas"/>
           <w:sz w:val="18"/>
         </w:rPr>
         <w:t>根据以下材料，回答 1-2 题：</w:t>
-        <w:br/>
+      </w:r>
+    </w:p>
+    <w:p>
+      <w:pPr>
+        <w:spacing w:after="0"/>
+        <w:ind w:left="259"/>
+      </w:pPr>
+      <w:r>
+        <w:rPr>
+          <w:rFonts w:ascii="Consolas" w:hAnsi="Consolas" w:eastAsia="Consolas"/>
+          <w:sz w:val="18"/>
+        </w:rPr>
         <w:t>这里是一段材料文本。</w:t>
-        <w:br/>
-        <w:br/>
+      </w:r>
+    </w:p>
+    <w:p>
+      <w:pPr>
+        <w:spacing w:after="0"/>
+        <w:ind w:left="259"/>
+      </w:pPr>
+      <w:r>
+        <w:rPr>
+          <w:rFonts w:ascii="Consolas" w:hAnsi="Consolas" w:eastAsia="Consolas"/>
+          <w:sz w:val="18"/>
+        </w:rPr>
+        <w:t xml:space="preserve"> </w:t>
+      </w:r>
+    </w:p>
+    <w:p>
+      <w:pPr>
+        <w:spacing w:after="0"/>
+        <w:ind w:left="259"/>
+      </w:pPr>
+      <w:r>
+        <w:rPr>
+          <w:rFonts w:ascii="Consolas" w:hAnsi="Consolas" w:eastAsia="Consolas"/>
+          <w:sz w:val="18"/>
+        </w:rPr>
         <w:t>1. 题干内容写在这里。</w:t>
-        <w:br/>
+      </w:r>
+    </w:p>
+    <w:p>
+      <w:pPr>
+        <w:spacing w:after="0"/>
+        <w:ind w:left="259"/>
+      </w:pPr>
+      <w:r>
+        <w:rPr>
+          <w:rFonts w:ascii="Consolas" w:hAnsi="Consolas" w:eastAsia="Consolas"/>
+          <w:sz w:val="18"/>
+        </w:rPr>
         <w:t>A. 选项一</w:t>
-        <w:br/>
+      </w:r>
+    </w:p>
+    <w:p>
+      <w:pPr>
+        <w:spacing w:after="0"/>
+        <w:ind w:left="259"/>
+      </w:pPr>
+      <w:r>
+        <w:rPr>
+          <w:rFonts w:ascii="Consolas" w:hAnsi="Consolas" w:eastAsia="Consolas"/>
+          <w:sz w:val="18"/>
+        </w:rPr>
         <w:t>B. 选项二</w:t>
-        <w:br/>
+      </w:r>
+    </w:p>
+    <w:p>
+      <w:pPr>
+        <w:spacing w:after="0"/>
+        <w:ind w:left="259"/>
+      </w:pPr>
+      <w:r>
+        <w:rPr>
+          <w:rFonts w:ascii="Consolas" w:hAnsi="Consolas" w:eastAsia="Consolas"/>
+          <w:sz w:val="18"/>
+        </w:rPr>
         <w:t>答案：A</w:t>
-        <w:br/>
-        <w:br/>
+      </w:r>
+    </w:p>
+    <w:p>
+      <w:pPr>
+        <w:spacing w:after="0"/>
+        <w:ind w:left="259"/>
+      </w:pPr>
+      <w:r>
+        <w:rPr>
+          <w:rFonts w:ascii="Consolas" w:hAnsi="Consolas" w:eastAsia="Consolas"/>
+          <w:sz w:val="18"/>
+        </w:rPr>
+        <w:t xml:space="preserve"> </w:t>
+      </w:r>
+    </w:p>
+    <w:p>
+      <w:pPr>
+        <w:spacing w:after="0"/>
+        <w:ind w:left="259"/>
+      </w:pPr>
+      <w:r>
+        <w:rPr>
+          <w:rFonts w:ascii="Consolas" w:hAnsi="Consolas" w:eastAsia="Consolas"/>
+          <w:sz w:val="18"/>
+        </w:rPr>
         <w:t>2. 题干内容写在这里。</w:t>
-        <w:br/>
+      </w:r>
+    </w:p>
+    <w:p>
+      <w:pPr>
+        <w:spacing w:after="0"/>
+        <w:ind w:left="259"/>
+      </w:pPr>
+      <w:r>
+        <w:rPr>
+          <w:rFonts w:ascii="Consolas" w:hAnsi="Consolas" w:eastAsia="Consolas"/>
+          <w:sz w:val="18"/>
+        </w:rPr>
         <w:t>A. 选项一</w:t>
-        <w:br/>
+      </w:r>
+    </w:p>
+    <w:p>
+      <w:pPr>
+        <w:spacing w:after="0"/>
+        <w:ind w:left="259"/>
+      </w:pPr>
+      <w:r>
+        <w:rPr>
+          <w:rFonts w:ascii="Consolas" w:hAnsi="Consolas" w:eastAsia="Consolas"/>
+          <w:sz w:val="18"/>
+        </w:rPr>
         <w:t>B. 选项二</w:t>
-        <w:br/>
+      </w:r>
+    </w:p>
+    <w:p>
+      <w:pPr>
+        <w:spacing w:after="0"/>
+        <w:ind w:left="259"/>
+      </w:pPr>
+      <w:r>
+        <w:rPr>
+          <w:rFonts w:ascii="Consolas" w:hAnsi="Consolas" w:eastAsia="Consolas"/>
+          <w:sz w:val="18"/>
+        </w:rPr>
         <w:t>答案：AB</w:t>
       </w:r>
     </w:p>
     <w:p>
       <w:r>
         <w:rPr>
-          <w:rFonts w:ascii="DengXian" w:hAnsi="DengXian" w:eastAsia="??"/>
-          <w:b w:val="0"/>
+          <w:rFonts w:ascii="Microsoft YaHei" w:hAnsi="Microsoft YaHei" w:eastAsia="Microsoft YaHei"/>
           <w:sz w:val="21"/>
         </w:rPr>
         <w:t>说明：这些格式的识别稳定性依赖文本提取质量。如果出现题干、选项、答案粘连，建议先清洗成一级推荐格式。</w:t>
@@ -1113,7 +2649,7 @@
       </w:pPr>
       <w:r>
         <w:rPr>
-          <w:rFonts w:ascii="DengXian" w:hAnsi="DengXian" w:eastAsia="??"/>
+          <w:rFonts w:ascii="Microsoft YaHei" w:hAnsi="Microsoft YaHei" w:eastAsia="Microsoft YaHei"/>
           <w:b/>
           <w:sz w:val="28"/>
         </w:rPr>
@@ -1121,50 +2657,60 @@
       </w:r>
     </w:p>
     <w:p>
-      <w:r>
-        <w:rPr>
-          <w:rFonts w:ascii="DengXian" w:hAnsi="DengXian" w:eastAsia="??"/>
-          <w:b w:val="0"/>
+      <w:pPr>
+        <w:ind w:left="259"/>
+      </w:pPr>
+      <w:r>
+        <w:rPr>
+          <w:rFonts w:ascii="Microsoft YaHei" w:hAnsi="Microsoft YaHei" w:eastAsia="Microsoft YaHei"/>
           <w:sz w:val="21"/>
         </w:rPr>
         <w:t>1. 最推荐写法是单独写答案行，例如“正确答案：正确”或“答案：错误”。</w:t>
       </w:r>
     </w:p>
     <w:p>
-      <w:r>
-        <w:rPr>
-          <w:rFonts w:ascii="DengXian" w:hAnsi="DengXian" w:eastAsia="??"/>
-          <w:b w:val="0"/>
+      <w:pPr>
+        <w:ind w:left="259"/>
+      </w:pPr>
+      <w:r>
+        <w:rPr>
+          <w:rFonts w:ascii="Microsoft YaHei" w:hAnsi="Microsoft YaHei" w:eastAsia="Microsoft YaHei"/>
           <w:sz w:val="21"/>
         </w:rPr>
         <w:t>2. 兼容写法是把答案写在题干末尾括号中，例如“题干内容（对）”。</w:t>
       </w:r>
     </w:p>
     <w:p>
-      <w:r>
-        <w:rPr>
-          <w:rFonts w:ascii="DengXian" w:hAnsi="DengXian" w:eastAsia="??"/>
-          <w:b w:val="0"/>
+      <w:pPr>
+        <w:ind w:left="259"/>
+      </w:pPr>
+      <w:r>
+        <w:rPr>
+          <w:rFonts w:ascii="Microsoft YaHei" w:hAnsi="Microsoft YaHei" w:eastAsia="Microsoft YaHei"/>
           <w:sz w:val="21"/>
         </w:rPr>
         <w:t>3. 判断题答案建议使用“正确”“错误”“对”“错”“是”“否”“√”“×”。</w:t>
       </w:r>
     </w:p>
     <w:p>
-      <w:r>
-        <w:rPr>
-          <w:rFonts w:ascii="DengXian" w:hAnsi="DengXian" w:eastAsia="??"/>
-          <w:b w:val="0"/>
+      <w:pPr>
+        <w:ind w:left="259"/>
+      </w:pPr>
+      <w:r>
+        <w:rPr>
+          <w:rFonts w:ascii="Microsoft YaHei" w:hAnsi="Microsoft YaHei" w:eastAsia="Microsoft YaHei"/>
           <w:sz w:val="21"/>
         </w:rPr>
         <w:t>4. 判断题括号中如果出现 A、B、C、D，不会优先当作判断题答案。它会被视为题干内容或题干污染，除非上下文和选项结构能明确证明它是选择题答案。</w:t>
       </w:r>
     </w:p>
     <w:p>
-      <w:r>
-        <w:rPr>
-          <w:rFonts w:ascii="DengXian" w:hAnsi="DengXian" w:eastAsia="??"/>
-          <w:b w:val="0"/>
+      <w:pPr>
+        <w:ind w:left="259"/>
+      </w:pPr>
+      <w:r>
+        <w:rPr>
+          <w:rFonts w:ascii="Microsoft YaHei" w:hAnsi="Microsoft YaHei" w:eastAsia="Microsoft YaHei"/>
           <w:sz w:val="21"/>
         </w:rPr>
         <w:t>5. 不建议用 A、B 表示判断题答案。即使有些试卷把 A 写成正确、B 写成错误，也建议清洗成“正确”“错误”。</w:t>
@@ -1176,7 +2722,7 @@
       </w:pPr>
       <w:r>
         <w:rPr>
-          <w:rFonts w:ascii="DengXian" w:hAnsi="DengXian" w:eastAsia="??"/>
+          <w:rFonts w:ascii="Microsoft YaHei" w:hAnsi="Microsoft YaHei" w:eastAsia="Microsoft YaHei"/>
           <w:b/>
           <w:sz w:val="28"/>
         </w:rPr>
@@ -1184,70 +2730,84 @@
       </w:r>
     </w:p>
     <w:p>
-      <w:r>
-        <w:rPr>
-          <w:rFonts w:ascii="DengXian" w:hAnsi="DengXian" w:eastAsia="??"/>
-          <w:b w:val="0"/>
+      <w:pPr>
+        <w:ind w:left="259"/>
+      </w:pPr>
+      <w:r>
+        <w:rPr>
+          <w:rFonts w:ascii="Microsoft YaHei" w:hAnsi="Microsoft YaHei" w:eastAsia="Microsoft YaHei"/>
           <w:sz w:val="21"/>
         </w:rPr>
         <w:t>1. 答案行推荐写“正确答案：A”“答案：ABCD”“参考答案：正确”。</w:t>
       </w:r>
     </w:p>
     <w:p>
-      <w:r>
-        <w:rPr>
-          <w:rFonts w:ascii="DengXian" w:hAnsi="DengXian" w:eastAsia="??"/>
-          <w:b w:val="0"/>
+      <w:pPr>
+        <w:ind w:left="259"/>
+      </w:pPr>
+      <w:r>
+        <w:rPr>
+          <w:rFonts w:ascii="Microsoft YaHei" w:hAnsi="Microsoft YaHei" w:eastAsia="Microsoft YaHei"/>
           <w:sz w:val="21"/>
         </w:rPr>
         <w:t>2. 单选题答案建议写一个字母，例如 A。</w:t>
       </w:r>
     </w:p>
     <w:p>
-      <w:r>
-        <w:rPr>
-          <w:rFonts w:ascii="DengXian" w:hAnsi="DengXian" w:eastAsia="??"/>
-          <w:b w:val="0"/>
+      <w:pPr>
+        <w:ind w:left="259"/>
+      </w:pPr>
+      <w:r>
+        <w:rPr>
+          <w:rFonts w:ascii="Microsoft YaHei" w:hAnsi="Microsoft YaHei" w:eastAsia="Microsoft YaHei"/>
           <w:sz w:val="21"/>
         </w:rPr>
         <w:t>3. 多选题答案可以写 AB、ACD、A,B,D 或 A B D。</w:t>
       </w:r>
     </w:p>
     <w:p>
-      <w:r>
-        <w:rPr>
-          <w:rFonts w:ascii="DengXian" w:hAnsi="DengXian" w:eastAsia="??"/>
-          <w:b w:val="0"/>
+      <w:pPr>
+        <w:ind w:left="259"/>
+      </w:pPr>
+      <w:r>
+        <w:rPr>
+          <w:rFonts w:ascii="Microsoft YaHei" w:hAnsi="Microsoft YaHei" w:eastAsia="Microsoft YaHei"/>
           <w:sz w:val="21"/>
         </w:rPr>
         <w:t>4. 选项推荐单独成行，并使用 A.、B.、C.、D. 标记。</w:t>
       </w:r>
     </w:p>
     <w:p>
-      <w:r>
-        <w:rPr>
-          <w:rFonts w:ascii="DengXian" w:hAnsi="DengXian" w:eastAsia="??"/>
-          <w:b w:val="0"/>
+      <w:pPr>
+        <w:ind w:left="259"/>
+      </w:pPr>
+      <w:r>
+        <w:rPr>
+          <w:rFonts w:ascii="Microsoft YaHei" w:hAnsi="Microsoft YaHei" w:eastAsia="Microsoft YaHei"/>
           <w:sz w:val="21"/>
         </w:rPr>
         <w:t>5. 如果选项被压缩在一行，建议先清洗成分行格式。</w:t>
       </w:r>
     </w:p>
     <w:p>
-      <w:r>
-        <w:rPr>
-          <w:rFonts w:ascii="DengXian" w:hAnsi="DengXian" w:eastAsia="??"/>
-          <w:b w:val="0"/>
+      <w:pPr>
+        <w:ind w:left="259"/>
+      </w:pPr>
+      <w:r>
+        <w:rPr>
+          <w:rFonts w:ascii="Microsoft YaHei" w:hAnsi="Microsoft YaHei" w:eastAsia="Microsoft YaHei"/>
           <w:sz w:val="21"/>
         </w:rPr>
         <w:t>6. 解析可选，推荐写在答案下一行，格式为“解析：……”。</w:t>
       </w:r>
     </w:p>
     <w:p>
-      <w:r>
-        <w:rPr>
-          <w:rFonts w:ascii="DengXian" w:hAnsi="DengXian" w:eastAsia="??"/>
-          <w:b w:val="0"/>
+      <w:pPr>
+        <w:ind w:left="259"/>
+      </w:pPr>
+      <w:r>
+        <w:rPr>
+          <w:rFonts w:ascii="Microsoft YaHei" w:hAnsi="Microsoft YaHei" w:eastAsia="Microsoft YaHei"/>
           <w:sz w:val="21"/>
         </w:rPr>
         <w:t>7. 填空题、简答题答案属于文本答案，应保留原文，不要因为逗号、顿号、分号把它拆成选择题答案。例如“检查设备、核对参数、进行安全交底。”应作为一整条参考答案保存。</w:t>
@@ -1259,7 +2819,7 @@
       </w:pPr>
       <w:r>
         <w:rPr>
-          <w:rFonts w:ascii="DengXian" w:hAnsi="DengXian" w:eastAsia="??"/>
+          <w:rFonts w:ascii="Microsoft YaHei" w:hAnsi="Microsoft YaHei" w:eastAsia="Microsoft YaHei"/>
           <w:b/>
           <w:sz w:val="28"/>
         </w:rPr>
@@ -1269,8 +2829,7 @@
     <w:p>
       <w:r>
         <w:rPr>
-          <w:rFonts w:ascii="DengXian" w:hAnsi="DengXian" w:eastAsia="??"/>
-          <w:b w:val="0"/>
+          <w:rFonts w:ascii="Microsoft YaHei" w:hAnsi="Microsoft YaHei" w:eastAsia="Microsoft YaHei"/>
           <w:sz w:val="21"/>
         </w:rPr>
         <w:t>多空填空题建议每个空按顺序写清楚，避免把多个空混成一个长答案。</w:t>
@@ -1279,8 +2838,7 @@
     <w:p>
       <w:r>
         <w:rPr>
-          <w:rFonts w:ascii="DengXian" w:hAnsi="DengXian" w:eastAsia="??"/>
-          <w:b w:val="0"/>
+          <w:rFonts w:ascii="Microsoft YaHei" w:hAnsi="Microsoft YaHei" w:eastAsia="Microsoft YaHei"/>
           <w:sz w:val="21"/>
         </w:rPr>
         <w:t>推荐写法：</w:t>
@@ -1288,27 +2846,47 @@
     </w:p>
     <w:p>
       <w:pPr>
-        <w:spacing w:before="80" w:after="120"/>
+        <w:spacing w:after="0"/>
         <w:ind w:left="259"/>
       </w:pPr>
       <w:r>
         <w:rPr>
-          <w:rFonts w:ascii="DengXian" w:hAnsi="DengXian" w:eastAsia="??"/>
-          <w:b w:val="0"/>
+          <w:rFonts w:ascii="Consolas" w:hAnsi="Consolas" w:eastAsia="Consolas"/>
           <w:sz w:val="18"/>
         </w:rPr>
         <w:t>4. 【填空题】中国四大发明包括____、____、____、____。</w:t>
-        <w:br/>
+      </w:r>
+    </w:p>
+    <w:p>
+      <w:pPr>
+        <w:spacing w:after="0"/>
+        <w:ind w:left="259"/>
+      </w:pPr>
+      <w:r>
+        <w:rPr>
+          <w:rFonts w:ascii="Consolas" w:hAnsi="Consolas" w:eastAsia="Consolas"/>
+          <w:sz w:val="18"/>
+        </w:rPr>
         <w:t>答案：造纸术；印刷术；火药；指南针</w:t>
-        <w:br/>
+      </w:r>
+    </w:p>
+    <w:p>
+      <w:pPr>
+        <w:spacing w:after="0"/>
+        <w:ind w:left="259"/>
+      </w:pPr>
+      <w:r>
+        <w:rPr>
+          <w:rFonts w:ascii="Consolas" w:hAnsi="Consolas" w:eastAsia="Consolas"/>
+          <w:sz w:val="18"/>
+        </w:rPr>
         <w:t>解析：按空位顺序填写答案。</w:t>
       </w:r>
     </w:p>
     <w:p>
       <w:r>
         <w:rPr>
-          <w:rFonts w:ascii="DengXian" w:hAnsi="DengXian" w:eastAsia="??"/>
-          <w:b w:val="0"/>
+          <w:rFonts w:ascii="Microsoft YaHei" w:hAnsi="Microsoft YaHei" w:eastAsia="Microsoft YaHei"/>
           <w:sz w:val="21"/>
         </w:rPr>
         <w:t>如果题干较长，也可以写成：</w:t>
@@ -1316,29 +2894,60 @@
     </w:p>
     <w:p>
       <w:pPr>
-        <w:spacing w:before="80" w:after="120"/>
+        <w:spacing w:after="0"/>
         <w:ind w:left="259"/>
       </w:pPr>
       <w:r>
         <w:rPr>
-          <w:rFonts w:ascii="DengXian" w:hAnsi="DengXian" w:eastAsia="??"/>
-          <w:b w:val="0"/>
+          <w:rFonts w:ascii="Consolas" w:hAnsi="Consolas" w:eastAsia="Consolas"/>
           <w:sz w:val="18"/>
         </w:rPr>
         <w:t>4. 【填空题】</w:t>
-        <w:br/>
+      </w:r>
+    </w:p>
+    <w:p>
+      <w:pPr>
+        <w:spacing w:after="0"/>
+        <w:ind w:left="259"/>
+      </w:pPr>
+      <w:r>
+        <w:rPr>
+          <w:rFonts w:ascii="Consolas" w:hAnsi="Consolas" w:eastAsia="Consolas"/>
+          <w:sz w:val="18"/>
+        </w:rPr>
         <w:t>中国四大发明包括____、____、____、____。</w:t>
-        <w:br/>
+      </w:r>
+    </w:p>
+    <w:p>
+      <w:pPr>
+        <w:spacing w:after="0"/>
+        <w:ind w:left="259"/>
+      </w:pPr>
+      <w:r>
+        <w:rPr>
+          <w:rFonts w:ascii="Consolas" w:hAnsi="Consolas" w:eastAsia="Consolas"/>
+          <w:sz w:val="18"/>
+        </w:rPr>
         <w:t>答案：造纸术；印刷术；火药；指南针</w:t>
-        <w:br/>
+      </w:r>
+    </w:p>
+    <w:p>
+      <w:pPr>
+        <w:spacing w:after="0"/>
+        <w:ind w:left="259"/>
+      </w:pPr>
+      <w:r>
+        <w:rPr>
+          <w:rFonts w:ascii="Consolas" w:hAnsi="Consolas" w:eastAsia="Consolas"/>
+          <w:sz w:val="18"/>
+        </w:rPr>
         <w:t>解析：按空位顺序填写答案。</w:t>
       </w:r>
     </w:p>
     <w:p>
       <w:r>
         <w:rPr>
-          <w:rFonts w:ascii="DengXian" w:hAnsi="DengXian" w:eastAsia="??"/>
-          <w:b w:val="0"/>
+          <w:rFonts w:ascii="Microsoft YaHei" w:hAnsi="Microsoft YaHei" w:eastAsia="Microsoft YaHei"/>
           <w:sz w:val="21"/>
         </w:rPr>
         <w:t>说明：填空题、简答题属于文本答案，不要为了“看起来整齐”强行改成 A/B/C/D 选择题答案。</w:t>
@@ -1350,7 +2959,7 @@
       </w:pPr>
       <w:r>
         <w:rPr>
-          <w:rFonts w:ascii="DengXian" w:hAnsi="DengXian" w:eastAsia="??"/>
+          <w:rFonts w:ascii="Microsoft YaHei" w:hAnsi="Microsoft YaHei" w:eastAsia="Microsoft YaHei"/>
           <w:b/>
           <w:sz w:val="28"/>
         </w:rPr>
@@ -1360,38 +2969,43 @@
     <w:p>
       <w:r>
         <w:rPr>
-          <w:rFonts w:ascii="DengXian" w:hAnsi="DengXian" w:eastAsia="??"/>
-          <w:b w:val="0"/>
+          <w:rFonts w:ascii="Microsoft YaHei" w:hAnsi="Microsoft YaHei" w:eastAsia="Microsoft YaHei"/>
           <w:sz w:val="21"/>
         </w:rPr>
         <w:t>图片题推荐使用以下方式导入：</w:t>
       </w:r>
     </w:p>
     <w:p>
-      <w:r>
-        <w:rPr>
-          <w:rFonts w:ascii="DengXian" w:hAnsi="DengXian" w:eastAsia="??"/>
-          <w:b w:val="0"/>
+      <w:pPr>
+        <w:ind w:left="259"/>
+      </w:pPr>
+      <w:r>
+        <w:rPr>
+          <w:rFonts w:ascii="Microsoft YaHei" w:hAnsi="Microsoft YaHei" w:eastAsia="Microsoft YaHei"/>
           <w:sz w:val="21"/>
         </w:rPr>
-        <w:t>1. 在 .docx 中直接插入图片，由原生版提取并绑定到对应题目。</w:t>
-      </w:r>
-    </w:p>
-    <w:p>
-      <w:r>
-        <w:rPr>
-          <w:rFonts w:ascii="DengXian" w:hAnsi="DengXian" w:eastAsia="??"/>
-          <w:b w:val="0"/>
+        <w:t>1. 在 `.docx` 中直接插入图片，由原生版提取并绑定到对应题目。</w:t>
+      </w:r>
+    </w:p>
+    <w:p>
+      <w:pPr>
+        <w:ind w:left="259"/>
+      </w:pPr>
+      <w:r>
+        <w:rPr>
+          <w:rFonts w:ascii="Microsoft YaHei" w:hAnsi="Microsoft YaHei" w:eastAsia="Microsoft YaHei"/>
           <w:sz w:val="21"/>
         </w:rPr>
-        <w:t>2. 使用 Shiroha Quiz 导出的 JSON/ZIP 备份，图片会通过 images 字段或素材文件保留。</w:t>
-      </w:r>
-    </w:p>
-    <w:p>
-      <w:r>
-        <w:rPr>
-          <w:rFonts w:ascii="DengXian" w:hAnsi="DengXian" w:eastAsia="??"/>
-          <w:b w:val="0"/>
+        <w:t>2. 使用 Shiroha Quiz 导出的 JSON/ZIP 备份，图片会通过 `images` 字段或素材文件保留。</w:t>
+      </w:r>
+    </w:p>
+    <w:p>
+      <w:pPr>
+        <w:ind w:left="259"/>
+      </w:pPr>
+      <w:r>
+        <w:rPr>
+          <w:rFonts w:ascii="Microsoft YaHei" w:hAnsi="Microsoft YaHei" w:eastAsia="Microsoft YaHei"/>
           <w:sz w:val="21"/>
         </w:rPr>
         <w:t>3. Web 版旧 JSON 中的 Markdown base64 图片仍会尽量兼容，但不建议人工手写。</w:t>
@@ -1400,8 +3014,7 @@
     <w:p>
       <w:r>
         <w:rPr>
-          <w:rFonts w:ascii="DengXian" w:hAnsi="DengXian" w:eastAsia="??"/>
-          <w:b w:val="0"/>
+          <w:rFonts w:ascii="Microsoft YaHei" w:hAnsi="Microsoft YaHei" w:eastAsia="Microsoft YaHei"/>
           <w:sz w:val="21"/>
         </w:rPr>
         <w:t>不建议手工编写内部图片占位符；如果图片与题目错位，优先回到导入预览中核对。</w:t>
@@ -1413,7 +3026,7 @@
       </w:pPr>
       <w:r>
         <w:rPr>
-          <w:rFonts w:ascii="DengXian" w:hAnsi="DengXian" w:eastAsia="??"/>
+          <w:rFonts w:ascii="Microsoft YaHei" w:hAnsi="Microsoft YaHei" w:eastAsia="Microsoft YaHei"/>
           <w:b/>
           <w:sz w:val="28"/>
         </w:rPr>
@@ -1423,8 +3036,7 @@
     <w:p>
       <w:r>
         <w:rPr>
-          <w:rFonts w:ascii="DengXian" w:hAnsi="DengXian" w:eastAsia="??"/>
-          <w:b w:val="0"/>
+          <w:rFonts w:ascii="Microsoft YaHei" w:hAnsi="Microsoft YaHei" w:eastAsia="Microsoft YaHei"/>
           <w:sz w:val="21"/>
         </w:rPr>
         <w:t>如果题目文件和答案文件分开，且题库存在分卷、章节或题型分区，建议两个文件都保留相同的分区标题。</w:t>
@@ -1433,8 +3045,7 @@
     <w:p>
       <w:r>
         <w:rPr>
-          <w:rFonts w:ascii="DengXian" w:hAnsi="DengXian" w:eastAsia="??"/>
-          <w:b w:val="0"/>
+          <w:rFonts w:ascii="Microsoft YaHei" w:hAnsi="Microsoft YaHei" w:eastAsia="Microsoft YaHei"/>
           <w:sz w:val="21"/>
         </w:rPr>
         <w:t>推荐写法：</w:t>
@@ -1442,38 +3053,125 @@
     </w:p>
     <w:p>
       <w:pPr>
-        <w:spacing w:before="80" w:after="120"/>
+        <w:spacing w:after="0"/>
         <w:ind w:left="259"/>
       </w:pPr>
       <w:r>
         <w:rPr>
-          <w:rFonts w:ascii="DengXian" w:hAnsi="DengXian" w:eastAsia="??"/>
-          <w:b w:val="0"/>
+          <w:rFonts w:ascii="Consolas" w:hAnsi="Consolas" w:eastAsia="Consolas"/>
           <w:sz w:val="18"/>
         </w:rPr>
         <w:t>第一章 基础知识</w:t>
-        <w:br/>
+      </w:r>
+    </w:p>
+    <w:p>
+      <w:pPr>
+        <w:spacing w:after="0"/>
+        <w:ind w:left="259"/>
+      </w:pPr>
+      <w:r>
+        <w:rPr>
+          <w:rFonts w:ascii="Consolas" w:hAnsi="Consolas" w:eastAsia="Consolas"/>
+          <w:sz w:val="18"/>
+        </w:rPr>
         <w:t>一、单选题</w:t>
-        <w:br/>
+      </w:r>
+    </w:p>
+    <w:p>
+      <w:pPr>
+        <w:spacing w:after="0"/>
+        <w:ind w:left="259"/>
+      </w:pPr>
+      <w:r>
+        <w:rPr>
+          <w:rFonts w:ascii="Consolas" w:hAnsi="Consolas" w:eastAsia="Consolas"/>
+          <w:sz w:val="18"/>
+        </w:rPr>
         <w:t>1. A</w:t>
-        <w:br/>
+      </w:r>
+    </w:p>
+    <w:p>
+      <w:pPr>
+        <w:spacing w:after="0"/>
+        <w:ind w:left="259"/>
+      </w:pPr>
+      <w:r>
+        <w:rPr>
+          <w:rFonts w:ascii="Consolas" w:hAnsi="Consolas" w:eastAsia="Consolas"/>
+          <w:sz w:val="18"/>
+        </w:rPr>
         <w:t>2. B</w:t>
-        <w:br/>
-        <w:br/>
+      </w:r>
+    </w:p>
+    <w:p>
+      <w:pPr>
+        <w:spacing w:after="0"/>
+        <w:ind w:left="259"/>
+      </w:pPr>
+      <w:r>
+        <w:rPr>
+          <w:rFonts w:ascii="Consolas" w:hAnsi="Consolas" w:eastAsia="Consolas"/>
+          <w:sz w:val="18"/>
+        </w:rPr>
+        <w:t xml:space="preserve"> </w:t>
+      </w:r>
+    </w:p>
+    <w:p>
+      <w:pPr>
+        <w:spacing w:after="0"/>
+        <w:ind w:left="259"/>
+      </w:pPr>
+      <w:r>
+        <w:rPr>
+          <w:rFonts w:ascii="Consolas" w:hAnsi="Consolas" w:eastAsia="Consolas"/>
+          <w:sz w:val="18"/>
+        </w:rPr>
         <w:t>第二章 操作规程</w:t>
-        <w:br/>
+      </w:r>
+    </w:p>
+    <w:p>
+      <w:pPr>
+        <w:spacing w:after="0"/>
+        <w:ind w:left="259"/>
+      </w:pPr>
+      <w:r>
+        <w:rPr>
+          <w:rFonts w:ascii="Consolas" w:hAnsi="Consolas" w:eastAsia="Consolas"/>
+          <w:sz w:val="18"/>
+        </w:rPr>
         <w:t>一、单选题</w:t>
-        <w:br/>
+      </w:r>
+    </w:p>
+    <w:p>
+      <w:pPr>
+        <w:spacing w:after="0"/>
+        <w:ind w:left="259"/>
+      </w:pPr>
+      <w:r>
+        <w:rPr>
+          <w:rFonts w:ascii="Consolas" w:hAnsi="Consolas" w:eastAsia="Consolas"/>
+          <w:sz w:val="18"/>
+        </w:rPr>
         <w:t>1. C</w:t>
-        <w:br/>
+      </w:r>
+    </w:p>
+    <w:p>
+      <w:pPr>
+        <w:spacing w:after="0"/>
+        <w:ind w:left="259"/>
+      </w:pPr>
+      <w:r>
+        <w:rPr>
+          <w:rFonts w:ascii="Consolas" w:hAnsi="Consolas" w:eastAsia="Consolas"/>
+          <w:sz w:val="18"/>
+        </w:rPr>
         <w:t>2. D</w:t>
       </w:r>
     </w:p>
     <w:p>
       <w:r>
         <w:rPr>
-          <w:rFonts w:ascii="DengXian" w:hAnsi="DengXian" w:eastAsia="??"/>
-          <w:b w:val="0"/>
+          <w:rFonts w:ascii="Microsoft YaHei" w:hAnsi="Microsoft YaHei" w:eastAsia="Microsoft YaHei"/>
           <w:sz w:val="21"/>
         </w:rPr>
         <w:t>原因是很多试卷每个章节或题型都会从 1 重新编号。如果答案文件只写：</w:t>
@@ -1481,29 +3179,60 @@
     </w:p>
     <w:p>
       <w:pPr>
-        <w:spacing w:before="80" w:after="120"/>
+        <w:spacing w:after="0"/>
         <w:ind w:left="259"/>
       </w:pPr>
       <w:r>
         <w:rPr>
-          <w:rFonts w:ascii="DengXian" w:hAnsi="DengXian" w:eastAsia="??"/>
-          <w:b w:val="0"/>
+          <w:rFonts w:ascii="Consolas" w:hAnsi="Consolas" w:eastAsia="Consolas"/>
           <w:sz w:val="18"/>
         </w:rPr>
         <w:t>1. A</w:t>
-        <w:br/>
+      </w:r>
+    </w:p>
+    <w:p>
+      <w:pPr>
+        <w:spacing w:after="0"/>
+        <w:ind w:left="259"/>
+      </w:pPr>
+      <w:r>
+        <w:rPr>
+          <w:rFonts w:ascii="Consolas" w:hAnsi="Consolas" w:eastAsia="Consolas"/>
+          <w:sz w:val="18"/>
+        </w:rPr>
         <w:t>2. B</w:t>
-        <w:br/>
+      </w:r>
+    </w:p>
+    <w:p>
+      <w:pPr>
+        <w:spacing w:after="0"/>
+        <w:ind w:left="259"/>
+      </w:pPr>
+      <w:r>
+        <w:rPr>
+          <w:rFonts w:ascii="Consolas" w:hAnsi="Consolas" w:eastAsia="Consolas"/>
+          <w:sz w:val="18"/>
+        </w:rPr>
         <w:t>1. C</w:t>
-        <w:br/>
+      </w:r>
+    </w:p>
+    <w:p>
+      <w:pPr>
+        <w:spacing w:after="0"/>
+        <w:ind w:left="259"/>
+      </w:pPr>
+      <w:r>
+        <w:rPr>
+          <w:rFonts w:ascii="Consolas" w:hAnsi="Consolas" w:eastAsia="Consolas"/>
+          <w:sz w:val="18"/>
+        </w:rPr>
         <w:t>2. D</w:t>
       </w:r>
     </w:p>
     <w:p>
       <w:r>
         <w:rPr>
-          <w:rFonts w:ascii="DengXian" w:hAnsi="DengXian" w:eastAsia="??"/>
-          <w:b w:val="0"/>
+          <w:rFonts w:ascii="Microsoft YaHei" w:hAnsi="Microsoft YaHei" w:eastAsia="Microsoft YaHei"/>
           <w:sz w:val="21"/>
         </w:rPr>
         <w:t>系统虽然会尝试自动匹配，但重复题号越多，越需要依赖顺序或兜底策略，人工核对成本也越高。</w:t>
@@ -1512,8 +3241,7 @@
     <w:p>
       <w:r>
         <w:rPr>
-          <w:rFonts w:ascii="DengXian" w:hAnsi="DengXian" w:eastAsia="??"/>
-          <w:b w:val="0"/>
+          <w:rFonts w:ascii="Microsoft YaHei" w:hAnsi="Microsoft YaHei" w:eastAsia="Microsoft YaHei"/>
           <w:sz w:val="21"/>
         </w:rPr>
         <w:t>Excel / 表格答案同理：如果表格里按章节列答案，请保留章节标题或增加“章节 / 分区”列；每行一题最稳定，答案列使用 A、AB、正确、错误或明确文本答案。</w:t>
@@ -1525,7 +3253,7 @@
       </w:pPr>
       <w:r>
         <w:rPr>
-          <w:rFonts w:ascii="DengXian" w:hAnsi="DengXian" w:eastAsia="??"/>
+          <w:rFonts w:ascii="Microsoft YaHei" w:hAnsi="Microsoft YaHei" w:eastAsia="Microsoft YaHei"/>
           <w:b/>
           <w:sz w:val="28"/>
         </w:rPr>
@@ -1533,70 +3261,84 @@
       </w:r>
     </w:p>
     <w:p>
-      <w:r>
-        <w:rPr>
-          <w:rFonts w:ascii="DengXian" w:hAnsi="DengXian" w:eastAsia="??"/>
-          <w:b w:val="0"/>
+      <w:pPr>
+        <w:ind w:left="259"/>
+      </w:pPr>
+      <w:r>
+        <w:rPr>
+          <w:rFonts w:ascii="Microsoft YaHei" w:hAnsi="Microsoft YaHei" w:eastAsia="Microsoft YaHei"/>
           <w:sz w:val="21"/>
         </w:rPr>
         <w:t>1. 不推荐把多个题目连续写在一段里。</w:t>
       </w:r>
     </w:p>
     <w:p>
-      <w:r>
-        <w:rPr>
-          <w:rFonts w:ascii="DengXian" w:hAnsi="DengXian" w:eastAsia="??"/>
-          <w:b w:val="0"/>
+      <w:pPr>
+        <w:ind w:left="259"/>
+      </w:pPr>
+      <w:r>
+        <w:rPr>
+          <w:rFonts w:ascii="Microsoft YaHei" w:hAnsi="Microsoft YaHei" w:eastAsia="Microsoft YaHei"/>
           <w:sz w:val="21"/>
         </w:rPr>
         <w:t>2. 不推荐题干、选项、答案全部粘在一行。</w:t>
       </w:r>
     </w:p>
     <w:p>
-      <w:r>
-        <w:rPr>
-          <w:rFonts w:ascii="DengXian" w:hAnsi="DengXian" w:eastAsia="??"/>
-          <w:b w:val="0"/>
+      <w:pPr>
+        <w:ind w:left="259"/>
+      </w:pPr>
+      <w:r>
+        <w:rPr>
+          <w:rFonts w:ascii="Microsoft YaHei" w:hAnsi="Microsoft YaHei" w:eastAsia="Microsoft YaHei"/>
           <w:sz w:val="21"/>
         </w:rPr>
         <w:t>3. 不推荐判断题使用 A/B/C/D 表示对错。</w:t>
       </w:r>
     </w:p>
     <w:p>
-      <w:r>
-        <w:rPr>
-          <w:rFonts w:ascii="DengXian" w:hAnsi="DengXian" w:eastAsia="??"/>
-          <w:b w:val="0"/>
+      <w:pPr>
+        <w:ind w:left="259"/>
+      </w:pPr>
+      <w:r>
+        <w:rPr>
+          <w:rFonts w:ascii="Microsoft YaHei" w:hAnsi="Microsoft YaHei" w:eastAsia="Microsoft YaHei"/>
           <w:sz w:val="21"/>
         </w:rPr>
         <w:t>4. 不推荐在题干括号里保留明显答案污染，例如“题干内容（ABCD）”，除非该题明确是多选题。</w:t>
       </w:r>
     </w:p>
     <w:p>
-      <w:r>
-        <w:rPr>
-          <w:rFonts w:ascii="DengXian" w:hAnsi="DengXian" w:eastAsia="??"/>
-          <w:b w:val="0"/>
+      <w:pPr>
+        <w:ind w:left="259"/>
+      </w:pPr>
+      <w:r>
+        <w:rPr>
+          <w:rFonts w:ascii="Microsoft YaHei" w:hAnsi="Microsoft YaHei" w:eastAsia="Microsoft YaHei"/>
           <w:sz w:val="21"/>
         </w:rPr>
         <w:t>5. 不推荐把答案集中放在文末且没有题号对应关系。</w:t>
       </w:r>
     </w:p>
     <w:p>
-      <w:r>
-        <w:rPr>
-          <w:rFonts w:ascii="DengXian" w:hAnsi="DengXian" w:eastAsia="??"/>
-          <w:b w:val="0"/>
+      <w:pPr>
+        <w:ind w:left="259"/>
+      </w:pPr>
+      <w:r>
+        <w:rPr>
+          <w:rFonts w:ascii="Microsoft YaHei" w:hAnsi="Microsoft YaHei" w:eastAsia="Microsoft YaHei"/>
           <w:sz w:val="21"/>
         </w:rPr>
         <w:t>6. 不推荐把备份 JSON/ZIP 放进普通题库导入区解析。</w:t>
       </w:r>
     </w:p>
     <w:p>
-      <w:r>
-        <w:rPr>
-          <w:rFonts w:ascii="DengXian" w:hAnsi="DengXian" w:eastAsia="??"/>
-          <w:b w:val="0"/>
+      <w:pPr>
+        <w:ind w:left="259"/>
+      </w:pPr>
+      <w:r>
+        <w:rPr>
+          <w:rFonts w:ascii="Microsoft YaHei" w:hAnsi="Microsoft YaHei" w:eastAsia="Microsoft YaHei"/>
           <w:sz w:val="21"/>
         </w:rPr>
         <w:t>7. 不推荐把扫描版 PDF 当作主要导入来源。</w:t>
@@ -1608,7 +3350,7 @@
       </w:pPr>
       <w:r>
         <w:rPr>
-          <w:rFonts w:ascii="DengXian" w:hAnsi="DengXian" w:eastAsia="??"/>
+          <w:rFonts w:ascii="Microsoft YaHei" w:hAnsi="Microsoft YaHei" w:eastAsia="Microsoft YaHei"/>
           <w:b/>
           <w:sz w:val="28"/>
         </w:rPr>
@@ -1618,8 +3360,7 @@
     <w:p>
       <w:r>
         <w:rPr>
-          <w:rFonts w:ascii="DengXian" w:hAnsi="DengXian" w:eastAsia="??"/>
-          <w:b w:val="0"/>
+          <w:rFonts w:ascii="Microsoft YaHei" w:hAnsi="Microsoft YaHei" w:eastAsia="Microsoft YaHei"/>
           <w:sz w:val="21"/>
         </w:rPr>
         <w:t>如果原题库来自 PDF、扫描件、网页复制、问卷系统或多人合并文档，格式可能会出现粘连、断行、答案错位和题型混杂。建议先进行格式清洗；如使用外部 AI 工具，国内用户可优先选择 DeepSeek、GLM / 智谱清言，能稳定使用海外模型时也推荐 ChatGPT、Claude。隐私风险主要来自“上传到外部 AI 工具清洗”，不是 Shiroha Quiz 本地导入本身。</w:t>
@@ -1628,88 +3369,103 @@
     <w:p>
       <w:r>
         <w:rPr>
-          <w:rFonts w:ascii="DengXian" w:hAnsi="DengXian" w:eastAsia="??"/>
-          <w:b w:val="0"/>
+          <w:rFonts w:ascii="Microsoft YaHei" w:hAnsi="Microsoft YaHei" w:eastAsia="Microsoft YaHei"/>
           <w:sz w:val="21"/>
         </w:rPr>
         <w:t>清洗目标如下。</w:t>
       </w:r>
     </w:p>
     <w:p>
-      <w:r>
-        <w:rPr>
-          <w:rFonts w:ascii="DengXian" w:hAnsi="DengXian" w:eastAsia="??"/>
-          <w:b w:val="0"/>
+      <w:pPr>
+        <w:ind w:left="259"/>
+      </w:pPr>
+      <w:r>
+        <w:rPr>
+          <w:rFonts w:ascii="Microsoft YaHei" w:hAnsi="Microsoft YaHei" w:eastAsia="Microsoft YaHei"/>
           <w:sz w:val="21"/>
         </w:rPr>
         <w:t>1. 每道题独立成块。</w:t>
       </w:r>
     </w:p>
     <w:p>
-      <w:r>
-        <w:rPr>
-          <w:rFonts w:ascii="DengXian" w:hAnsi="DengXian" w:eastAsia="??"/>
-          <w:b w:val="0"/>
+      <w:pPr>
+        <w:ind w:left="259"/>
+      </w:pPr>
+      <w:r>
+        <w:rPr>
+          <w:rFonts w:ascii="Microsoft YaHei" w:hAnsi="Microsoft YaHei" w:eastAsia="Microsoft YaHei"/>
           <w:sz w:val="21"/>
         </w:rPr>
         <w:t>2. 每道题开头写清题型和题号。</w:t>
       </w:r>
     </w:p>
     <w:p>
-      <w:r>
-        <w:rPr>
-          <w:rFonts w:ascii="DengXian" w:hAnsi="DengXian" w:eastAsia="??"/>
-          <w:b w:val="0"/>
+      <w:pPr>
+        <w:ind w:left="259"/>
+      </w:pPr>
+      <w:r>
+        <w:rPr>
+          <w:rFonts w:ascii="Microsoft YaHei" w:hAnsi="Microsoft YaHei" w:eastAsia="Microsoft YaHei"/>
           <w:sz w:val="21"/>
         </w:rPr>
         <w:t>3. 选项统一为 A.、B.、C.、D.。</w:t>
       </w:r>
     </w:p>
     <w:p>
-      <w:r>
-        <w:rPr>
-          <w:rFonts w:ascii="DengXian" w:hAnsi="DengXian" w:eastAsia="??"/>
-          <w:b w:val="0"/>
+      <w:pPr>
+        <w:ind w:left="259"/>
+      </w:pPr>
+      <w:r>
+        <w:rPr>
+          <w:rFonts w:ascii="Microsoft YaHei" w:hAnsi="Microsoft YaHei" w:eastAsia="Microsoft YaHei"/>
           <w:sz w:val="21"/>
         </w:rPr>
         <w:t>4. 答案统一为”答案：……”。</w:t>
       </w:r>
     </w:p>
     <w:p>
-      <w:r>
-        <w:rPr>
-          <w:rFonts w:ascii="DengXian" w:hAnsi="DengXian" w:eastAsia="??"/>
-          <w:b w:val="0"/>
+      <w:pPr>
+        <w:ind w:left="259"/>
+      </w:pPr>
+      <w:r>
+        <w:rPr>
+          <w:rFonts w:ascii="Microsoft YaHei" w:hAnsi="Microsoft YaHei" w:eastAsia="Microsoft YaHei"/>
           <w:sz w:val="21"/>
         </w:rPr>
         <w:t>5. 判断题统一为”正确”或”错误”。</w:t>
       </w:r>
     </w:p>
     <w:p>
-      <w:r>
-        <w:rPr>
-          <w:rFonts w:ascii="DengXian" w:hAnsi="DengXian" w:eastAsia="??"/>
-          <w:b w:val="0"/>
+      <w:pPr>
+        <w:ind w:left="259"/>
+      </w:pPr>
+      <w:r>
+        <w:rPr>
+          <w:rFonts w:ascii="Microsoft YaHei" w:hAnsi="Microsoft YaHei" w:eastAsia="Microsoft YaHei"/>
           <w:sz w:val="21"/>
         </w:rPr>
         <w:t>6. 删除重复说明、页眉页脚、分数说明和无关空行。</w:t>
       </w:r>
     </w:p>
     <w:p>
-      <w:r>
-        <w:rPr>
-          <w:rFonts w:ascii="DengXian" w:hAnsi="DengXian" w:eastAsia="??"/>
-          <w:b w:val="0"/>
+      <w:pPr>
+        <w:ind w:left="259"/>
+      </w:pPr>
+      <w:r>
+        <w:rPr>
+          <w:rFonts w:ascii="Microsoft YaHei" w:hAnsi="Microsoft YaHei" w:eastAsia="Microsoft YaHei"/>
           <w:sz w:val="21"/>
         </w:rPr>
         <w:t>7. 保留原始分卷、章节、题型分区标题。</w:t>
       </w:r>
     </w:p>
     <w:p>
-      <w:r>
-        <w:rPr>
-          <w:rFonts w:ascii="DengXian" w:hAnsi="DengXian" w:eastAsia="??"/>
-          <w:b w:val="0"/>
+      <w:pPr>
+        <w:ind w:left="259"/>
+      </w:pPr>
+      <w:r>
+        <w:rPr>
+          <w:rFonts w:ascii="Microsoft YaHei" w:hAnsi="Microsoft YaHei" w:eastAsia="Microsoft YaHei"/>
           <w:sz w:val="21"/>
         </w:rPr>
         <w:t>8. 不要解题、不要根据常识推断答案。</w:t>
@@ -1721,7 +3477,7 @@
       </w:pPr>
       <w:r>
         <w:rPr>
-          <w:rFonts w:ascii="DengXian" w:hAnsi="DengXian" w:eastAsia="??"/>
+          <w:rFonts w:ascii="Microsoft YaHei" w:hAnsi="Microsoft YaHei" w:eastAsia="Microsoft YaHei"/>
           <w:b/>
           <w:sz w:val="28"/>
         </w:rPr>
@@ -1731,8 +3487,7 @@
     <w:p>
       <w:r>
         <w:rPr>
-          <w:rFonts w:ascii="DengXian" w:hAnsi="DengXian" w:eastAsia="??"/>
-          <w:b w:val="0"/>
+          <w:rFonts w:ascii="Microsoft YaHei" w:hAnsi="Microsoft YaHei" w:eastAsia="Microsoft YaHei"/>
           <w:sz w:val="21"/>
         </w:rPr>
         <w:t>以下提示词经过两个解析器共同验证，可直接复制使用：</w:t>
@@ -1740,58 +3495,313 @@
     </w:p>
     <w:p>
       <w:pPr>
-        <w:spacing w:before="80" w:after="120"/>
+        <w:spacing w:after="0"/>
         <w:ind w:left="259"/>
       </w:pPr>
       <w:r>
         <w:rPr>
-          <w:rFonts w:ascii="DengXian" w:hAnsi="DengXian" w:eastAsia="??"/>
-          <w:b w:val="0"/>
+          <w:rFonts w:ascii="Consolas" w:hAnsi="Consolas" w:eastAsia="Consolas"/>
           <w:sz w:val="18"/>
         </w:rPr>
         <w:t>请把下面的题库文本整理成 Shiroha Quiz 可稳定导入的标准格式。</w:t>
-        <w:br/>
-        <w:br/>
+      </w:r>
+    </w:p>
+    <w:p>
+      <w:pPr>
+        <w:spacing w:after="0"/>
+        <w:ind w:left="259"/>
+      </w:pPr>
+      <w:r>
+        <w:rPr>
+          <w:rFonts w:ascii="Consolas" w:hAnsi="Consolas" w:eastAsia="Consolas"/>
+          <w:sz w:val="18"/>
+        </w:rPr>
+        <w:t xml:space="preserve"> </w:t>
+      </w:r>
+    </w:p>
+    <w:p>
+      <w:pPr>
+        <w:spacing w:after="0"/>
+        <w:ind w:left="259"/>
+      </w:pPr>
+      <w:r>
+        <w:rPr>
+          <w:rFonts w:ascii="Consolas" w:hAnsi="Consolas" w:eastAsia="Consolas"/>
+          <w:sz w:val="18"/>
+        </w:rPr>
         <w:t>要求：</w:t>
-        <w:br/>
+      </w:r>
+    </w:p>
+    <w:p>
+      <w:pPr>
+        <w:spacing w:after="0"/>
+        <w:ind w:left="259"/>
+      </w:pPr>
+      <w:r>
+        <w:rPr>
+          <w:rFonts w:ascii="Consolas" w:hAnsi="Consolas" w:eastAsia="Consolas"/>
+          <w:sz w:val="18"/>
+        </w:rPr>
         <w:t>1. 只做格式整理，不要解题，不要改写题意，不要编造题目、选项、答案或解析。</w:t>
-        <w:br/>
+      </w:r>
+    </w:p>
+    <w:p>
+      <w:pPr>
+        <w:spacing w:after="0"/>
+        <w:ind w:left="259"/>
+      </w:pPr>
+      <w:r>
+        <w:rPr>
+          <w:rFonts w:ascii="Consolas" w:hAnsi="Consolas" w:eastAsia="Consolas"/>
+          <w:sz w:val="18"/>
+        </w:rPr>
         <w:t>2. 保留所有题目，按原始顺序输出；如果原文有分卷、章节、题型分区，请保留标题。</w:t>
-        <w:br/>
+      </w:r>
+    </w:p>
+    <w:p>
+      <w:pPr>
+        <w:spacing w:after="0"/>
+        <w:ind w:left="259"/>
+      </w:pPr>
+      <w:r>
+        <w:rPr>
+          <w:rFonts w:ascii="Consolas" w:hAnsi="Consolas" w:eastAsia="Consolas"/>
+          <w:sz w:val="18"/>
+        </w:rPr>
         <w:t>3. 每道题整理成独立题块，推荐格式为：</w:t>
-        <w:br/>
+      </w:r>
+    </w:p>
+    <w:p>
+      <w:pPr>
+        <w:spacing w:after="0"/>
+        <w:ind w:left="259"/>
+      </w:pPr>
+      <w:r>
+        <w:rPr>
+          <w:rFonts w:ascii="Consolas" w:hAnsi="Consolas" w:eastAsia="Consolas"/>
+          <w:sz w:val="18"/>
+        </w:rPr>
         <w:t>题号. 题干</w:t>
-        <w:br/>
+      </w:r>
+    </w:p>
+    <w:p>
+      <w:pPr>
+        <w:spacing w:after="0"/>
+        <w:ind w:left="259"/>
+      </w:pPr>
+      <w:r>
+        <w:rPr>
+          <w:rFonts w:ascii="Consolas" w:hAnsi="Consolas" w:eastAsia="Consolas"/>
+          <w:sz w:val="18"/>
+        </w:rPr>
         <w:t>A. 选项</w:t>
-        <w:br/>
+      </w:r>
+    </w:p>
+    <w:p>
+      <w:pPr>
+        <w:spacing w:after="0"/>
+        <w:ind w:left="259"/>
+      </w:pPr>
+      <w:r>
+        <w:rPr>
+          <w:rFonts w:ascii="Consolas" w:hAnsi="Consolas" w:eastAsia="Consolas"/>
+          <w:sz w:val="18"/>
+        </w:rPr>
         <w:t>B. 选项</w:t>
-        <w:br/>
+      </w:r>
+    </w:p>
+    <w:p>
+      <w:pPr>
+        <w:spacing w:after="0"/>
+        <w:ind w:left="259"/>
+      </w:pPr>
+      <w:r>
+        <w:rPr>
+          <w:rFonts w:ascii="Consolas" w:hAnsi="Consolas" w:eastAsia="Consolas"/>
+          <w:sz w:val="18"/>
+        </w:rPr>
         <w:t>C. 选项</w:t>
-        <w:br/>
+      </w:r>
+    </w:p>
+    <w:p>
+      <w:pPr>
+        <w:spacing w:after="0"/>
+        <w:ind w:left="259"/>
+      </w:pPr>
+      <w:r>
+        <w:rPr>
+          <w:rFonts w:ascii="Consolas" w:hAnsi="Consolas" w:eastAsia="Consolas"/>
+          <w:sz w:val="18"/>
+        </w:rPr>
         <w:t>D. 选项</w:t>
-        <w:br/>
+      </w:r>
+    </w:p>
+    <w:p>
+      <w:pPr>
+        <w:spacing w:after="0"/>
+        <w:ind w:left="259"/>
+      </w:pPr>
+      <w:r>
+        <w:rPr>
+          <w:rFonts w:ascii="Consolas" w:hAnsi="Consolas" w:eastAsia="Consolas"/>
+          <w:sz w:val="18"/>
+        </w:rPr>
         <w:t>答案：A</w:t>
-        <w:br/>
+      </w:r>
+    </w:p>
+    <w:p>
+      <w:pPr>
+        <w:spacing w:after="0"/>
+        <w:ind w:left="259"/>
+      </w:pPr>
+      <w:r>
+        <w:rPr>
+          <w:rFonts w:ascii="Consolas" w:hAnsi="Consolas" w:eastAsia="Consolas"/>
+          <w:sz w:val="18"/>
+        </w:rPr>
         <w:t>解析：原文解析</w:t>
-        <w:br/>
-        <w:br/>
+      </w:r>
+    </w:p>
+    <w:p>
+      <w:pPr>
+        <w:spacing w:after="0"/>
+        <w:ind w:left="259"/>
+      </w:pPr>
+      <w:r>
+        <w:rPr>
+          <w:rFonts w:ascii="Consolas" w:hAnsi="Consolas" w:eastAsia="Consolas"/>
+          <w:sz w:val="18"/>
+        </w:rPr>
+        <w:t xml:space="preserve"> </w:t>
+      </w:r>
+    </w:p>
+    <w:p>
+      <w:pPr>
+        <w:spacing w:after="0"/>
+        <w:ind w:left="259"/>
+      </w:pPr>
+      <w:r>
+        <w:rPr>
+          <w:rFonts w:ascii="Consolas" w:hAnsi="Consolas" w:eastAsia="Consolas"/>
+          <w:sz w:val="18"/>
+        </w:rPr>
         <w:t>4. 单选题答案写成：答案：A</w:t>
-        <w:br/>
+      </w:r>
+    </w:p>
+    <w:p>
+      <w:pPr>
+        <w:spacing w:after="0"/>
+        <w:ind w:left="259"/>
+      </w:pPr>
+      <w:r>
+        <w:rPr>
+          <w:rFonts w:ascii="Consolas" w:hAnsi="Consolas" w:eastAsia="Consolas"/>
+          <w:sz w:val="18"/>
+        </w:rPr>
         <w:t>5. 多选题答案写成：答案：ABCD</w:t>
-        <w:br/>
+      </w:r>
+    </w:p>
+    <w:p>
+      <w:pPr>
+        <w:spacing w:after="0"/>
+        <w:ind w:left="259"/>
+      </w:pPr>
+      <w:r>
+        <w:rPr>
+          <w:rFonts w:ascii="Consolas" w:hAnsi="Consolas" w:eastAsia="Consolas"/>
+          <w:sz w:val="18"/>
+        </w:rPr>
         <w:t>6. 判断题答案写成：答案：正确 或 答案：错误</w:t>
-        <w:br/>
+      </w:r>
+    </w:p>
+    <w:p>
+      <w:pPr>
+        <w:spacing w:after="0"/>
+        <w:ind w:left="259"/>
+      </w:pPr>
+      <w:r>
+        <w:rPr>
+          <w:rFonts w:ascii="Consolas" w:hAnsi="Consolas" w:eastAsia="Consolas"/>
+          <w:sz w:val="18"/>
+        </w:rPr>
         <w:t>7. 填空题、简答题答案保留原文，不要拆成选择题答案。</w:t>
-        <w:br/>
+      </w:r>
+    </w:p>
+    <w:p>
+      <w:pPr>
+        <w:spacing w:after="0"/>
+        <w:ind w:left="259"/>
+      </w:pPr>
+      <w:r>
+        <w:rPr>
+          <w:rFonts w:ascii="Consolas" w:hAnsi="Consolas" w:eastAsia="Consolas"/>
+          <w:sz w:val="18"/>
+        </w:rPr>
         <w:t>8. 如果原文没有解析，不要编解析，可以省略解析行，或写：解析：</w:t>
-        <w:br/>
+      </w:r>
+    </w:p>
+    <w:p>
+      <w:pPr>
+        <w:spacing w:after="0"/>
+        <w:ind w:left="259"/>
+      </w:pPr>
+      <w:r>
+        <w:rPr>
+          <w:rFonts w:ascii="Consolas" w:hAnsi="Consolas" w:eastAsia="Consolas"/>
+          <w:sz w:val="18"/>
+        </w:rPr>
         <w:t>9. 如果答案无法从原文确认，写：答案：【待确认】</w:t>
-        <w:br/>
+      </w:r>
+    </w:p>
+    <w:p>
+      <w:pPr>
+        <w:spacing w:after="0"/>
+        <w:ind w:left="259"/>
+      </w:pPr>
+      <w:r>
+        <w:rPr>
+          <w:rFonts w:ascii="Consolas" w:hAnsi="Consolas" w:eastAsia="Consolas"/>
+          <w:sz w:val="18"/>
+        </w:rPr>
         <w:t>10. 最终只输出整理后的题库正文，不要输出说明、分析或 Markdown 代码块。</w:t>
-        <w:br/>
-        <w:br/>
+      </w:r>
+    </w:p>
+    <w:p>
+      <w:pPr>
+        <w:spacing w:after="0"/>
+        <w:ind w:left="259"/>
+      </w:pPr>
+      <w:r>
+        <w:rPr>
+          <w:rFonts w:ascii="Consolas" w:hAnsi="Consolas" w:eastAsia="Consolas"/>
+          <w:sz w:val="18"/>
+        </w:rPr>
+        <w:t xml:space="preserve"> </w:t>
+      </w:r>
+    </w:p>
+    <w:p>
+      <w:pPr>
+        <w:spacing w:after="0"/>
+        <w:ind w:left="259"/>
+      </w:pPr>
+      <w:r>
+        <w:rPr>
+          <w:rFonts w:ascii="Consolas" w:hAnsi="Consolas" w:eastAsia="Consolas"/>
+          <w:sz w:val="18"/>
+        </w:rPr>
         <w:t>下面是原始文本：</w:t>
-        <w:br/>
+      </w:r>
+    </w:p>
+    <w:p>
+      <w:pPr>
+        <w:spacing w:after="0"/>
+        <w:ind w:left="259"/>
+      </w:pPr>
+      <w:r>
+        <w:rPr>
+          <w:rFonts w:ascii="Consolas" w:hAnsi="Consolas" w:eastAsia="Consolas"/>
+          <w:sz w:val="18"/>
+        </w:rPr>
         <w:t>【把需要清洗的题库粘贴到这里】</w:t>
       </w:r>
     </w:p>
@@ -1801,7 +3811,7 @@
       </w:pPr>
       <w:r>
         <w:rPr>
-          <w:rFonts w:ascii="DengXian" w:hAnsi="DengXian" w:eastAsia="??"/>
+          <w:rFonts w:ascii="Microsoft YaHei" w:hAnsi="Microsoft YaHei" w:eastAsia="Microsoft YaHei"/>
           <w:b/>
           <w:sz w:val="28"/>
         </w:rPr>
@@ -1811,8 +3821,7 @@
     <w:p>
       <w:r>
         <w:rPr>
-          <w:rFonts w:ascii="DengXian" w:hAnsi="DengXian" w:eastAsia="??"/>
-          <w:b w:val="0"/>
+          <w:rFonts w:ascii="Microsoft YaHei" w:hAnsi="Microsoft YaHei" w:eastAsia="Microsoft YaHei"/>
           <w:sz w:val="21"/>
         </w:rPr>
         <w:t>如果题库已经是 JSON 格式，可直接导入，无需按文本格式整理。</w:t>
@@ -1821,50 +3830,68 @@
     <w:p>
       <w:r>
         <w:rPr>
-          <w:rFonts w:ascii="DengXian" w:hAnsi="DengXian" w:eastAsia="??"/>
-          <w:b w:val="0"/>
+          <w:rFonts w:ascii="Microsoft YaHei" w:hAnsi="Microsoft YaHei" w:eastAsia="Microsoft YaHei"/>
           <w:sz w:val="21"/>
         </w:rPr>
-        <w:t>最简题目数组：</w:t>
-      </w:r>
-    </w:p>
-    <w:p>
-      <w:pPr>
-        <w:spacing w:before="80" w:after="120"/>
+        <w:t>**最简题目数组**：</w:t>
+      </w:r>
+    </w:p>
+    <w:p>
+      <w:pPr>
+        <w:spacing w:after="0"/>
         <w:ind w:left="259"/>
       </w:pPr>
       <w:r>
         <w:rPr>
-          <w:rFonts w:ascii="DengXian" w:hAnsi="DengXian" w:eastAsia="??"/>
-          <w:b w:val="0"/>
+          <w:rFonts w:ascii="Consolas" w:hAnsi="Consolas" w:eastAsia="Consolas"/>
           <w:sz w:val="18"/>
         </w:rPr>
         <w:t>[</w:t>
-        <w:br/>
+      </w:r>
+    </w:p>
+    <w:p>
+      <w:pPr>
+        <w:spacing w:after="0"/>
+        <w:ind w:left="259"/>
+      </w:pPr>
+      <w:r>
+        <w:rPr>
+          <w:rFonts w:ascii="Consolas" w:hAnsi="Consolas" w:eastAsia="Consolas"/>
+          <w:sz w:val="18"/>
+        </w:rPr>
         <w:t xml:space="preserve">  {"type": "single", "question": "题干", "options": [{"key":"A","text":"选项A"}], "answer": ["A"]}</w:t>
-        <w:br/>
+      </w:r>
+    </w:p>
+    <w:p>
+      <w:pPr>
+        <w:spacing w:after="0"/>
+        <w:ind w:left="259"/>
+      </w:pPr>
+      <w:r>
+        <w:rPr>
+          <w:rFonts w:ascii="Consolas" w:hAnsi="Consolas" w:eastAsia="Consolas"/>
+          <w:sz w:val="18"/>
+        </w:rPr>
         <w:t>]</w:t>
       </w:r>
     </w:p>
     <w:p>
       <w:r>
         <w:rPr>
-          <w:rFonts w:ascii="DengXian" w:hAnsi="DengXian" w:eastAsia="??"/>
-          <w:b w:val="0"/>
+          <w:rFonts w:ascii="Microsoft YaHei" w:hAnsi="Microsoft YaHei" w:eastAsia="Microsoft YaHei"/>
           <w:sz w:val="21"/>
         </w:rPr>
-        <w:t>单题库对象（自动识别题库名）：</w:t>
-      </w:r>
-    </w:p>
-    <w:p>
-      <w:pPr>
-        <w:spacing w:before="80" w:after="120"/>
+        <w:t>**单题库对象**（自动识别题库名）：</w:t>
+      </w:r>
+    </w:p>
+    <w:p>
+      <w:pPr>
+        <w:spacing w:after="0"/>
         <w:ind w:left="259"/>
       </w:pPr>
       <w:r>
         <w:rPr>
-          <w:rFonts w:ascii="DengXian" w:hAnsi="DengXian" w:eastAsia="??"/>
-          <w:b w:val="0"/>
+          <w:rFonts w:ascii="Consolas" w:hAnsi="Consolas" w:eastAsia="Consolas"/>
           <w:sz w:val="18"/>
         </w:rPr>
         <w:t>{"name": "我的题库", "questions": [...]}</w:t>
@@ -1873,22 +3900,20 @@
     <w:p>
       <w:r>
         <w:rPr>
-          <w:rFonts w:ascii="DengXian" w:hAnsi="DengXian" w:eastAsia="??"/>
-          <w:b w:val="0"/>
+          <w:rFonts w:ascii="Microsoft YaHei" w:hAnsi="Microsoft YaHei" w:eastAsia="Microsoft YaHei"/>
           <w:sz w:val="21"/>
         </w:rPr>
-        <w:t>对象选项（Key 即标号）：</w:t>
-      </w:r>
-    </w:p>
-    <w:p>
-      <w:pPr>
-        <w:spacing w:before="80" w:after="120"/>
+        <w:t>**对象选项**（Key 即标号）：</w:t>
+      </w:r>
+    </w:p>
+    <w:p>
+      <w:pPr>
+        <w:spacing w:after="0"/>
         <w:ind w:left="259"/>
       </w:pPr>
       <w:r>
         <w:rPr>
-          <w:rFonts w:ascii="DengXian" w:hAnsi="DengXian" w:eastAsia="??"/>
-          <w:b w:val="0"/>
+          <w:rFonts w:ascii="Consolas" w:hAnsi="Consolas" w:eastAsia="Consolas"/>
           <w:sz w:val="18"/>
         </w:rPr>
         <w:t>{"options": {"A": "选项内容", "B": "选项内容"}}</w:t>
@@ -1897,11 +3922,10 @@
     <w:p>
       <w:r>
         <w:rPr>
-          <w:rFonts w:ascii="DengXian" w:hAnsi="DengXian" w:eastAsia="??"/>
-          <w:b w:val="0"/>
+          <w:rFonts w:ascii="Microsoft YaHei" w:hAnsi="Microsoft YaHei" w:eastAsia="Microsoft YaHei"/>
           <w:sz w:val="21"/>
         </w:rPr>
-        <w:t>多题库数组请到设置/导出页导入。</w:t>
+        <w:t>**多题库数组**请到设置/导出页导入。</w:t>
       </w:r>
     </w:p>
     <w:p>
@@ -1910,7 +3934,7 @@
       </w:pPr>
       <w:r>
         <w:rPr>
-          <w:rFonts w:ascii="DengXian" w:hAnsi="DengXian" w:eastAsia="??"/>
+          <w:rFonts w:ascii="Microsoft YaHei" w:hAnsi="Microsoft YaHei" w:eastAsia="Microsoft YaHei"/>
           <w:b/>
           <w:sz w:val="28"/>
         </w:rPr>
@@ -1918,100 +3942,120 @@
       </w:r>
     </w:p>
     <w:p>
-      <w:r>
-        <w:rPr>
-          <w:rFonts w:ascii="DengXian" w:hAnsi="DengXian" w:eastAsia="??"/>
-          <w:b w:val="0"/>
+      <w:pPr>
+        <w:ind w:left="259"/>
+      </w:pPr>
+      <w:r>
+        <w:rPr>
+          <w:rFonts w:ascii="Microsoft YaHei" w:hAnsi="Microsoft YaHei" w:eastAsia="Microsoft YaHei"/>
           <w:sz w:val="21"/>
         </w:rPr>
         <w:t>1. 每道题是否能清楚看到题型和题号。</w:t>
       </w:r>
     </w:p>
     <w:p>
-      <w:r>
-        <w:rPr>
-          <w:rFonts w:ascii="DengXian" w:hAnsi="DengXian" w:eastAsia="??"/>
-          <w:b w:val="0"/>
+      <w:pPr>
+        <w:ind w:left="259"/>
+      </w:pPr>
+      <w:r>
+        <w:rPr>
+          <w:rFonts w:ascii="Microsoft YaHei" w:hAnsi="Microsoft YaHei" w:eastAsia="Microsoft YaHei"/>
           <w:sz w:val="21"/>
         </w:rPr>
         <w:t>2. 每个选项是否有明确的 A、B、C、D 标记。</w:t>
       </w:r>
     </w:p>
     <w:p>
-      <w:r>
-        <w:rPr>
-          <w:rFonts w:ascii="DengXian" w:hAnsi="DengXian" w:eastAsia="??"/>
-          <w:b w:val="0"/>
+      <w:pPr>
+        <w:ind w:left="259"/>
+      </w:pPr>
+      <w:r>
+        <w:rPr>
+          <w:rFonts w:ascii="Microsoft YaHei" w:hAnsi="Microsoft YaHei" w:eastAsia="Microsoft YaHei"/>
           <w:sz w:val="21"/>
         </w:rPr>
         <w:t>3. 每道题是否有独立答案行。</w:t>
       </w:r>
     </w:p>
     <w:p>
-      <w:r>
-        <w:rPr>
-          <w:rFonts w:ascii="DengXian" w:hAnsi="DengXian" w:eastAsia="??"/>
-          <w:b w:val="0"/>
+      <w:pPr>
+        <w:ind w:left="259"/>
+      </w:pPr>
+      <w:r>
+        <w:rPr>
+          <w:rFonts w:ascii="Microsoft YaHei" w:hAnsi="Microsoft YaHei" w:eastAsia="Microsoft YaHei"/>
           <w:sz w:val="21"/>
         </w:rPr>
         <w:t>4. 多选题答案是否写成多个字母。</w:t>
       </w:r>
     </w:p>
     <w:p>
-      <w:r>
-        <w:rPr>
-          <w:rFonts w:ascii="DengXian" w:hAnsi="DengXian" w:eastAsia="??"/>
-          <w:b w:val="0"/>
+      <w:pPr>
+        <w:ind w:left="259"/>
+      </w:pPr>
+      <w:r>
+        <w:rPr>
+          <w:rFonts w:ascii="Microsoft YaHei" w:hAnsi="Microsoft YaHei" w:eastAsia="Microsoft YaHei"/>
           <w:sz w:val="21"/>
         </w:rPr>
         <w:t>5. 判断题答案是否写成正确或错误。</w:t>
       </w:r>
     </w:p>
     <w:p>
-      <w:r>
-        <w:rPr>
-          <w:rFonts w:ascii="DengXian" w:hAnsi="DengXian" w:eastAsia="??"/>
-          <w:b w:val="0"/>
+      <w:pPr>
+        <w:ind w:left="259"/>
+      </w:pPr>
+      <w:r>
+        <w:rPr>
+          <w:rFonts w:ascii="Microsoft YaHei" w:hAnsi="Microsoft YaHei" w:eastAsia="Microsoft YaHei"/>
           <w:sz w:val="21"/>
         </w:rPr>
         <w:t>6. 多空填空题是否按空位顺序写清答案。</w:t>
       </w:r>
     </w:p>
     <w:p>
-      <w:r>
-        <w:rPr>
-          <w:rFonts w:ascii="DengXian" w:hAnsi="DengXian" w:eastAsia="??"/>
-          <w:b w:val="0"/>
+      <w:pPr>
+        <w:ind w:left="259"/>
+      </w:pPr>
+      <w:r>
+        <w:rPr>
+          <w:rFonts w:ascii="Microsoft YaHei" w:hAnsi="Microsoft YaHei" w:eastAsia="Microsoft YaHei"/>
           <w:sz w:val="21"/>
         </w:rPr>
         <w:t>7. 如果是图片题，图片是否能在导入预览中正确显示。</w:t>
       </w:r>
     </w:p>
     <w:p>
-      <w:r>
-        <w:rPr>
-          <w:rFonts w:ascii="DengXian" w:hAnsi="DengXian" w:eastAsia="??"/>
-          <w:b w:val="0"/>
+      <w:pPr>
+        <w:ind w:left="259"/>
+      </w:pPr>
+      <w:r>
+        <w:rPr>
+          <w:rFonts w:ascii="Microsoft YaHei" w:hAnsi="Microsoft YaHei" w:eastAsia="Microsoft YaHei"/>
           <w:sz w:val="21"/>
         </w:rPr>
         <w:t>8. 是否删除了页眉、页脚、分数说明和无关标题。</w:t>
       </w:r>
     </w:p>
     <w:p>
-      <w:r>
-        <w:rPr>
-          <w:rFonts w:ascii="DengXian" w:hAnsi="DengXian" w:eastAsia="??"/>
-          <w:b w:val="0"/>
+      <w:pPr>
+        <w:ind w:left="259"/>
+      </w:pPr>
+      <w:r>
+        <w:rPr>
+          <w:rFonts w:ascii="Microsoft YaHei" w:hAnsi="Microsoft YaHei" w:eastAsia="Microsoft YaHei"/>
           <w:sz w:val="21"/>
         </w:rPr>
         <w:t>9. 备份 JSON/ZIP 是否放到了设置/导出页，而不是普通题库导入区。</w:t>
       </w:r>
     </w:p>
     <w:p>
-      <w:r>
-        <w:rPr>
-          <w:rFonts w:ascii="DengXian" w:hAnsi="DengXian" w:eastAsia="??"/>
-          <w:b w:val="0"/>
+      <w:pPr>
+        <w:ind w:left="259"/>
+      </w:pPr>
+      <w:r>
+        <w:rPr>
+          <w:rFonts w:ascii="Microsoft YaHei" w:hAnsi="Microsoft YaHei" w:eastAsia="Microsoft YaHei"/>
           <w:sz w:val="21"/>
         </w:rPr>
         <w:t>10. 如果使用兼容格式，是否在导入预览里检查了题量、题型和答案是否正确。</w:t>
@@ -2391,7 +4435,7 @@
     <w:qFormat/>
     <w:rsid w:val="00FC693F"/>
     <w:rPr>
-      <w:rFonts w:ascii="DengXian" w:hAnsi="DengXian" w:eastAsia="??"/>
+      <w:rFonts w:ascii="Microsoft YaHei" w:hAnsi="Microsoft YaHei" w:eastAsia="Microsoft YaHei"/>
       <w:sz w:val="21"/>
     </w:rPr>
   </w:style>
@@ -2826,10 +4870,6 @@
     <w:pPr>
       <w:spacing w:after="120"/>
     </w:pPr>
-    <w:rPr>
-      <w:rFonts w:ascii="DengXian" w:hAnsi="DengXian" w:eastAsia="??"/>
-      <w:sz w:val="21"/>
-    </w:rPr>
   </w:style>
   <w:style w:type="character" w:customStyle="1" w:styleId="BodyTextChar">
     <w:name w:val="Body Text Char"/>
